--- a/Knowledge/3-Work knowledge/1-Software Engineering/2-Testing/5-My Source/1-ISTQB Foundation Level/3-Static Testing/1-Review/3-4-Technical Review.docx
+++ b/Knowledge/3-Work knowledge/1-Software Engineering/2-Testing/5-My Source/1-ISTQB Foundation Level/3-Static Testing/1-Review/3-4-Technical Review.docx
@@ -28,51 +28,77 @@
       </w:pPr>
       <w:r>
         <w:rPr>
-          <w:b/>
-          <w:shd w:val="clear" w:color="auto" w:fill="B7B7B7"/>
-        </w:rPr>
-        <w:t># Source</w:t>
-      </w:r>
-      <w:r>
-        <w:rPr>
-          <w:shd w:val="clear" w:color="auto" w:fill="B7B7B7"/>
-        </w:rPr>
-        <w:t xml:space="preserve">: </w:t>
-      </w:r>
-      <w:r>
-        <w:rPr>
-          <w:b/>
-          <w:shd w:val="clear" w:color="auto" w:fill="B7B7B7"/>
-        </w:rPr>
-        <w:t xml:space="preserve">Chatgpt </w:t>
-      </w:r>
-      <w:r>
-        <w:rPr>
-          <w:b/>
-          <w:sz w:val="14"/>
-          <w:szCs w:val="14"/>
-          <w:shd w:val="clear" w:color="auto" w:fill="B7B7B7"/>
-        </w:rPr>
-        <w:t>(GPT</w:t>
-      </w:r>
-      <w:r>
-        <w:rPr>
-          <w:rFonts w:ascii="Cambria Math" w:hAnsi="Cambria Math" w:cs="Cambria Math"/>
-          <w:b/>
-          <w:sz w:val="14"/>
-          <w:szCs w:val="14"/>
-          <w:shd w:val="clear" w:color="auto" w:fill="B7B7B7"/>
+          <w:rFonts w:ascii="Arial" w:eastAsia="Arial" w:hAnsi="Arial" w:cs="Arial"/>
+          <w:b/>
+          <w:color w:val="000000"/>
+          <w:sz w:val="18"/>
+          <w:highlight w:val="lightGray"/>
+        </w:rPr>
+        <w:t># Source: AI Source: Provided by: [Data Path</w:t>
+      </w:r>
+      <w:r>
+        <w:rPr>
+          <w:rFonts w:ascii="Arial" w:eastAsia="Arial" w:hAnsi="Arial" w:cs="Arial"/>
+          <w:color w:val="000000"/>
+          <w:sz w:val="18"/>
+          <w:highlight w:val="lightGray"/>
+        </w:rPr>
+        <w:t xml:space="preserve">: Persons Table -&gt; ID Column: 1, Name_En Column: Motasem Essam] -&gt; </w:t>
+      </w:r>
+      <w:r>
+        <w:rPr>
+          <w:rFonts w:ascii="Arial" w:eastAsia="Arial" w:hAnsi="Arial" w:cs="Arial"/>
+          <w:b/>
+          <w:color w:val="000000"/>
+          <w:sz w:val="18"/>
+          <w:highlight w:val="lightGray"/>
+        </w:rPr>
+        <w:t>From:</w:t>
+      </w:r>
+      <w:r>
+        <w:rPr>
+          <w:rFonts w:ascii="Arial" w:eastAsia="Arial" w:hAnsi="Arial" w:cs="Arial"/>
+          <w:color w:val="000000"/>
+          <w:sz w:val="18"/>
+          <w:highlight w:val="lightGray"/>
+        </w:rPr>
+        <w:t xml:space="preserve"> [Chatgpt (GPT</w:t>
+      </w:r>
+      <w:r>
+        <w:rPr>
+          <w:rFonts w:ascii="Arial" w:eastAsia="Arial" w:hAnsi="Arial" w:cs="Cambria Math"/>
+          <w:color w:val="000000"/>
+          <w:sz w:val="18"/>
+          <w:highlight w:val="lightGray"/>
         </w:rPr>
         <w:t>‑</w:t>
       </w:r>
       <w:r>
         <w:rPr>
-          <w:b/>
-          <w:sz w:val="14"/>
-          <w:szCs w:val="14"/>
-          <w:shd w:val="clear" w:color="auto" w:fill="B7B7B7"/>
-        </w:rPr>
-        <w:t>5 Mini) at [8/14/2025]</w:t>
+          <w:rFonts w:ascii="Arial" w:eastAsia="Arial" w:hAnsi="Arial" w:cs="Arial"/>
+          <w:color w:val="000000"/>
+          <w:sz w:val="18"/>
+          <w:highlight w:val="lightGray"/>
+        </w:rPr>
+        <w:t xml:space="preserve">5 Mini)] </w:t>
+      </w:r>
+      <w:r>
+        <w:rPr>
+          <w:rFonts w:ascii="Arial" w:eastAsia="Arial" w:hAnsi="Arial" w:cs="Arial"/>
+          <w:b/>
+          <w:color w:val="000000"/>
+          <w:sz w:val="18"/>
+          <w:highlight w:val="lightGray"/>
+        </w:rPr>
+        <w:t>on</w:t>
+      </w:r>
+      <w:r>
+        <w:rPr>
+          <w:rFonts w:ascii="Arial" w:eastAsia="Arial" w:hAnsi="Arial"/>
+          <w:sz w:val="18"/>
+          <w:highlight w:val="lightGray"/>
+        </w:rPr>
+        <w:t xml:space="preserve"> [8/14/2025]</w:t>
       </w:r>
     </w:p>
     <w:p>
@@ -170,7 +196,7 @@
     </w:p>
     <w:p>
       <w:r>
-        <w:pict w14:anchorId="1FF37A33">
+        <w:pict w14:anchorId="0525EA18">
           <v:rect id="_x0000_i1025" style="width:0;height:1.5pt" o:hralign="center" o:hrstd="t" o:hr="t" fillcolor="#a0a0a0" stroked="f"/>
         </w:pict>
       </w:r>
@@ -203,51 +229,77 @@
       </w:pPr>
       <w:r>
         <w:rPr>
-          <w:b/>
-          <w:shd w:val="clear" w:color="auto" w:fill="B7B7B7"/>
-        </w:rPr>
-        <w:t># Source</w:t>
-      </w:r>
-      <w:r>
-        <w:rPr>
-          <w:shd w:val="clear" w:color="auto" w:fill="B7B7B7"/>
-        </w:rPr>
-        <w:t xml:space="preserve">: </w:t>
-      </w:r>
-      <w:r>
-        <w:rPr>
-          <w:b/>
-          <w:shd w:val="clear" w:color="auto" w:fill="B7B7B7"/>
-        </w:rPr>
-        <w:t xml:space="preserve">Chatgpt </w:t>
-      </w:r>
-      <w:r>
-        <w:rPr>
-          <w:b/>
-          <w:sz w:val="14"/>
-          <w:szCs w:val="14"/>
-          <w:shd w:val="clear" w:color="auto" w:fill="B7B7B7"/>
-        </w:rPr>
-        <w:t>(GPT</w:t>
-      </w:r>
-      <w:r>
-        <w:rPr>
-          <w:rFonts w:ascii="Cambria Math" w:hAnsi="Cambria Math" w:cs="Cambria Math"/>
-          <w:b/>
-          <w:sz w:val="14"/>
-          <w:szCs w:val="14"/>
-          <w:shd w:val="clear" w:color="auto" w:fill="B7B7B7"/>
+          <w:rFonts w:ascii="Arial" w:eastAsia="Arial" w:hAnsi="Arial" w:cs="Arial"/>
+          <w:b/>
+          <w:color w:val="000000"/>
+          <w:sz w:val="18"/>
+          <w:highlight w:val="lightGray"/>
+        </w:rPr>
+        <w:t># Source: AI Source: Provided by: [Data Path</w:t>
+      </w:r>
+      <w:r>
+        <w:rPr>
+          <w:rFonts w:ascii="Arial" w:eastAsia="Arial" w:hAnsi="Arial" w:cs="Arial"/>
+          <w:color w:val="000000"/>
+          <w:sz w:val="18"/>
+          <w:highlight w:val="lightGray"/>
+        </w:rPr>
+        <w:t xml:space="preserve">: Persons Table -&gt; ID Column: 1, Name_En Column: Motasem Essam] -&gt; </w:t>
+      </w:r>
+      <w:r>
+        <w:rPr>
+          <w:rFonts w:ascii="Arial" w:eastAsia="Arial" w:hAnsi="Arial" w:cs="Arial"/>
+          <w:b/>
+          <w:color w:val="000000"/>
+          <w:sz w:val="18"/>
+          <w:highlight w:val="lightGray"/>
+        </w:rPr>
+        <w:t>From:</w:t>
+      </w:r>
+      <w:r>
+        <w:rPr>
+          <w:rFonts w:ascii="Arial" w:eastAsia="Arial" w:hAnsi="Arial" w:cs="Arial"/>
+          <w:color w:val="000000"/>
+          <w:sz w:val="18"/>
+          <w:highlight w:val="lightGray"/>
+        </w:rPr>
+        <w:t xml:space="preserve"> [Chatgpt (GPT</w:t>
+      </w:r>
+      <w:r>
+        <w:rPr>
+          <w:rFonts w:ascii="Arial" w:eastAsia="Arial" w:hAnsi="Arial" w:cs="Cambria Math"/>
+          <w:color w:val="000000"/>
+          <w:sz w:val="18"/>
+          <w:highlight w:val="lightGray"/>
         </w:rPr>
         <w:t>‑</w:t>
       </w:r>
       <w:r>
         <w:rPr>
-          <w:b/>
-          <w:sz w:val="14"/>
-          <w:szCs w:val="14"/>
-          <w:shd w:val="clear" w:color="auto" w:fill="B7B7B7"/>
-        </w:rPr>
-        <w:t>5 Mini) at [8/14/2025]</w:t>
+          <w:rFonts w:ascii="Arial" w:eastAsia="Arial" w:hAnsi="Arial" w:cs="Arial"/>
+          <w:color w:val="000000"/>
+          <w:sz w:val="18"/>
+          <w:highlight w:val="lightGray"/>
+        </w:rPr>
+        <w:t xml:space="preserve">5 Mini)] </w:t>
+      </w:r>
+      <w:r>
+        <w:rPr>
+          <w:rFonts w:ascii="Arial" w:eastAsia="Arial" w:hAnsi="Arial" w:cs="Arial"/>
+          <w:b/>
+          <w:color w:val="000000"/>
+          <w:sz w:val="18"/>
+          <w:highlight w:val="lightGray"/>
+        </w:rPr>
+        <w:t>on</w:t>
+      </w:r>
+      <w:r>
+        <w:rPr>
+          <w:rFonts w:ascii="Arial" w:eastAsia="Arial" w:hAnsi="Arial"/>
+          <w:sz w:val="18"/>
+          <w:highlight w:val="lightGray"/>
+        </w:rPr>
+        <w:t xml:space="preserve"> [8/14/2025]</w:t>
       </w:r>
     </w:p>
     <w:p>
@@ -256,7 +308,7 @@
           <w:ilvl w:val="0"/>
           <w:numId w:val="8"/>
         </w:numPr>
-        <w:spacing w:before="240"/>
+        <w:spacing w:before="240" w:after="0" w:line="276" w:lineRule="auto"/>
         <w:rPr>
           <w:rFonts w:ascii="Roboto Mono" w:eastAsia="Roboto Mono" w:hAnsi="Roboto Mono" w:cs="Roboto Mono"/>
         </w:rPr>
@@ -282,6 +334,7 @@
           <w:ilvl w:val="1"/>
           <w:numId w:val="8"/>
         </w:numPr>
+        <w:spacing w:after="0" w:line="276" w:lineRule="auto"/>
         <w:rPr>
           <w:rFonts w:ascii="Roboto Mono" w:eastAsia="Roboto Mono" w:hAnsi="Roboto Mono" w:cs="Roboto Mono"/>
         </w:rPr>
@@ -305,6 +358,7 @@
           <w:ilvl w:val="1"/>
           <w:numId w:val="8"/>
         </w:numPr>
+        <w:spacing w:after="0" w:line="276" w:lineRule="auto"/>
         <w:rPr>
           <w:rFonts w:ascii="Roboto Mono" w:eastAsia="Roboto Mono" w:hAnsi="Roboto Mono" w:cs="Roboto Mono"/>
         </w:rPr>
@@ -328,6 +382,7 @@
           <w:ilvl w:val="1"/>
           <w:numId w:val="8"/>
         </w:numPr>
+        <w:spacing w:after="0" w:line="276" w:lineRule="auto"/>
         <w:rPr>
           <w:rFonts w:ascii="Roboto Mono" w:eastAsia="Roboto Mono" w:hAnsi="Roboto Mono" w:cs="Roboto Mono"/>
         </w:rPr>
@@ -351,6 +406,7 @@
           <w:ilvl w:val="1"/>
           <w:numId w:val="8"/>
         </w:numPr>
+        <w:spacing w:after="0" w:line="276" w:lineRule="auto"/>
         <w:rPr>
           <w:rFonts w:ascii="Roboto Mono" w:eastAsia="Roboto Mono" w:hAnsi="Roboto Mono" w:cs="Roboto Mono"/>
         </w:rPr>
@@ -374,6 +430,7 @@
           <w:ilvl w:val="0"/>
           <w:numId w:val="8"/>
         </w:numPr>
+        <w:spacing w:after="0" w:line="276" w:lineRule="auto"/>
       </w:pPr>
       <w:r>
         <w:rPr>
@@ -414,6 +471,7 @@
           <w:ilvl w:val="0"/>
           <w:numId w:val="8"/>
         </w:numPr>
+        <w:spacing w:after="0" w:line="276" w:lineRule="auto"/>
       </w:pPr>
       <w:r>
         <w:rPr>
@@ -441,14 +499,13 @@
           <w:ilvl w:val="0"/>
           <w:numId w:val="8"/>
         </w:numPr>
-        <w:spacing w:after="240"/>
-      </w:pPr>
-      <w:r>
-        <w:rPr>
-          <w:rFonts w:ascii="Roboto Mono" w:eastAsia="Roboto Mono" w:hAnsi="Roboto Mono" w:cs="Roboto Mono"/>
-          <w:b/>
-        </w:rPr>
-        <w:lastRenderedPageBreak/>
+        <w:spacing w:after="240" w:line="276" w:lineRule="auto"/>
+      </w:pPr>
+      <w:r>
+        <w:rPr>
+          <w:rFonts w:ascii="Roboto Mono" w:eastAsia="Roboto Mono" w:hAnsi="Roboto Mono" w:cs="Roboto Mono"/>
+          <w:b/>
+        </w:rPr>
         <w:t>Formality:</w:t>
       </w:r>
       <w:r>
@@ -466,7 +523,7 @@
     </w:p>
     <w:p>
       <w:r>
-        <w:pict w14:anchorId="5AA3B564">
+        <w:pict w14:anchorId="1A9244C2">
           <v:rect id="_x0000_i1026" style="width:0;height:1.5pt" o:hralign="center" o:hrstd="t" o:hr="t" fillcolor="#a0a0a0" stroked="f"/>
         </w:pict>
       </w:r>
@@ -499,51 +556,77 @@
       </w:pPr>
       <w:r>
         <w:rPr>
-          <w:b/>
-          <w:shd w:val="clear" w:color="auto" w:fill="B7B7B7"/>
-        </w:rPr>
-        <w:t># Source</w:t>
-      </w:r>
-      <w:r>
-        <w:rPr>
-          <w:shd w:val="clear" w:color="auto" w:fill="B7B7B7"/>
-        </w:rPr>
-        <w:t xml:space="preserve">: </w:t>
-      </w:r>
-      <w:r>
-        <w:rPr>
-          <w:b/>
-          <w:shd w:val="clear" w:color="auto" w:fill="B7B7B7"/>
-        </w:rPr>
-        <w:t xml:space="preserve">Chatgpt </w:t>
-      </w:r>
-      <w:r>
-        <w:rPr>
-          <w:b/>
-          <w:sz w:val="14"/>
-          <w:szCs w:val="14"/>
-          <w:shd w:val="clear" w:color="auto" w:fill="B7B7B7"/>
-        </w:rPr>
-        <w:t>(GPT</w:t>
-      </w:r>
-      <w:r>
-        <w:rPr>
-          <w:rFonts w:ascii="Cambria Math" w:hAnsi="Cambria Math" w:cs="Cambria Math"/>
-          <w:b/>
-          <w:sz w:val="14"/>
-          <w:szCs w:val="14"/>
-          <w:shd w:val="clear" w:color="auto" w:fill="B7B7B7"/>
+          <w:rFonts w:ascii="Arial" w:eastAsia="Arial" w:hAnsi="Arial" w:cs="Arial"/>
+          <w:b/>
+          <w:color w:val="000000"/>
+          <w:sz w:val="18"/>
+          <w:highlight w:val="lightGray"/>
+        </w:rPr>
+        <w:t># Source: AI Source: Provided by: [Data Path</w:t>
+      </w:r>
+      <w:r>
+        <w:rPr>
+          <w:rFonts w:ascii="Arial" w:eastAsia="Arial" w:hAnsi="Arial" w:cs="Arial"/>
+          <w:color w:val="000000"/>
+          <w:sz w:val="18"/>
+          <w:highlight w:val="lightGray"/>
+        </w:rPr>
+        <w:t xml:space="preserve">: Persons Table -&gt; ID Column: 1, Name_En Column: Motasem Essam] -&gt; </w:t>
+      </w:r>
+      <w:r>
+        <w:rPr>
+          <w:rFonts w:ascii="Arial" w:eastAsia="Arial" w:hAnsi="Arial" w:cs="Arial"/>
+          <w:b/>
+          <w:color w:val="000000"/>
+          <w:sz w:val="18"/>
+          <w:highlight w:val="lightGray"/>
+        </w:rPr>
+        <w:t>From:</w:t>
+      </w:r>
+      <w:r>
+        <w:rPr>
+          <w:rFonts w:ascii="Arial" w:eastAsia="Arial" w:hAnsi="Arial" w:cs="Arial"/>
+          <w:color w:val="000000"/>
+          <w:sz w:val="18"/>
+          <w:highlight w:val="lightGray"/>
+        </w:rPr>
+        <w:t xml:space="preserve"> [Chatgpt (GPT</w:t>
+      </w:r>
+      <w:r>
+        <w:rPr>
+          <w:rFonts w:ascii="Arial" w:eastAsia="Arial" w:hAnsi="Arial" w:cs="Cambria Math"/>
+          <w:color w:val="000000"/>
+          <w:sz w:val="18"/>
+          <w:highlight w:val="lightGray"/>
         </w:rPr>
         <w:t>‑</w:t>
       </w:r>
       <w:r>
         <w:rPr>
-          <w:b/>
-          <w:sz w:val="14"/>
-          <w:szCs w:val="14"/>
-          <w:shd w:val="clear" w:color="auto" w:fill="B7B7B7"/>
-        </w:rPr>
-        <w:t>5 Mini) at [8/14/2025]</w:t>
+          <w:rFonts w:ascii="Arial" w:eastAsia="Arial" w:hAnsi="Arial" w:cs="Arial"/>
+          <w:color w:val="000000"/>
+          <w:sz w:val="18"/>
+          <w:highlight w:val="lightGray"/>
+        </w:rPr>
+        <w:t xml:space="preserve">5 Mini)] </w:t>
+      </w:r>
+      <w:r>
+        <w:rPr>
+          <w:rFonts w:ascii="Arial" w:eastAsia="Arial" w:hAnsi="Arial" w:cs="Arial"/>
+          <w:b/>
+          <w:color w:val="000000"/>
+          <w:sz w:val="18"/>
+          <w:highlight w:val="lightGray"/>
+        </w:rPr>
+        <w:t>on</w:t>
+      </w:r>
+      <w:r>
+        <w:rPr>
+          <w:rFonts w:ascii="Arial" w:eastAsia="Arial" w:hAnsi="Arial"/>
+          <w:sz w:val="18"/>
+          <w:highlight w:val="lightGray"/>
+        </w:rPr>
+        <w:t xml:space="preserve"> [8/14/2025]</w:t>
       </w:r>
     </w:p>
     <w:p>
@@ -552,7 +635,7 @@
           <w:ilvl w:val="0"/>
           <w:numId w:val="3"/>
         </w:numPr>
-        <w:spacing w:before="240"/>
+        <w:spacing w:before="240" w:after="0" w:line="276" w:lineRule="auto"/>
       </w:pPr>
       <w:r>
         <w:rPr>
@@ -580,6 +663,7 @@
           <w:ilvl w:val="0"/>
           <w:numId w:val="3"/>
         </w:numPr>
+        <w:spacing w:after="0" w:line="276" w:lineRule="auto"/>
       </w:pPr>
       <w:r>
         <w:rPr>
@@ -607,6 +691,7 @@
           <w:ilvl w:val="0"/>
           <w:numId w:val="3"/>
         </w:numPr>
+        <w:spacing w:after="0" w:line="276" w:lineRule="auto"/>
       </w:pPr>
       <w:r>
         <w:rPr>
@@ -634,6 +719,7 @@
           <w:ilvl w:val="0"/>
           <w:numId w:val="3"/>
         </w:numPr>
+        <w:spacing w:after="0" w:line="276" w:lineRule="auto"/>
       </w:pPr>
       <w:r>
         <w:rPr>
@@ -661,7 +747,7 @@
           <w:ilvl w:val="0"/>
           <w:numId w:val="3"/>
         </w:numPr>
-        <w:spacing w:after="240"/>
+        <w:spacing w:after="240" w:line="276" w:lineRule="auto"/>
       </w:pPr>
       <w:r>
         <w:rPr>
@@ -682,7 +768,7 @@
     </w:p>
     <w:p>
       <w:r>
-        <w:pict w14:anchorId="5572A660">
+        <w:pict w14:anchorId="78647621">
           <v:rect id="_x0000_i1027" style="width:0;height:1.5pt" o:hralign="center" o:hrstd="t" o:hr="t" fillcolor="#a0a0a0" stroked="f"/>
         </w:pict>
       </w:r>
@@ -715,51 +801,77 @@
       </w:pPr>
       <w:r>
         <w:rPr>
-          <w:b/>
-          <w:shd w:val="clear" w:color="auto" w:fill="B7B7B7"/>
-        </w:rPr>
-        <w:t># Source</w:t>
-      </w:r>
-      <w:r>
-        <w:rPr>
-          <w:shd w:val="clear" w:color="auto" w:fill="B7B7B7"/>
-        </w:rPr>
-        <w:t xml:space="preserve">: </w:t>
-      </w:r>
-      <w:r>
-        <w:rPr>
-          <w:b/>
-          <w:shd w:val="clear" w:color="auto" w:fill="B7B7B7"/>
-        </w:rPr>
-        <w:t xml:space="preserve">Chatgpt </w:t>
-      </w:r>
-      <w:r>
-        <w:rPr>
-          <w:b/>
-          <w:sz w:val="14"/>
-          <w:szCs w:val="14"/>
-          <w:shd w:val="clear" w:color="auto" w:fill="B7B7B7"/>
-        </w:rPr>
-        <w:t>(GPT</w:t>
-      </w:r>
-      <w:r>
-        <w:rPr>
-          <w:rFonts w:ascii="Cambria Math" w:hAnsi="Cambria Math" w:cs="Cambria Math"/>
-          <w:b/>
-          <w:sz w:val="14"/>
-          <w:szCs w:val="14"/>
-          <w:shd w:val="clear" w:color="auto" w:fill="B7B7B7"/>
+          <w:rFonts w:ascii="Arial" w:eastAsia="Arial" w:hAnsi="Arial" w:cs="Arial"/>
+          <w:b/>
+          <w:color w:val="000000"/>
+          <w:sz w:val="18"/>
+          <w:highlight w:val="lightGray"/>
+        </w:rPr>
+        <w:t># Source: AI Source: Provided by: [Data Path</w:t>
+      </w:r>
+      <w:r>
+        <w:rPr>
+          <w:rFonts w:ascii="Arial" w:eastAsia="Arial" w:hAnsi="Arial" w:cs="Arial"/>
+          <w:color w:val="000000"/>
+          <w:sz w:val="18"/>
+          <w:highlight w:val="lightGray"/>
+        </w:rPr>
+        <w:t xml:space="preserve">: Persons Table -&gt; ID Column: 1, Name_En Column: Motasem Essam] -&gt; </w:t>
+      </w:r>
+      <w:r>
+        <w:rPr>
+          <w:rFonts w:ascii="Arial" w:eastAsia="Arial" w:hAnsi="Arial" w:cs="Arial"/>
+          <w:b/>
+          <w:color w:val="000000"/>
+          <w:sz w:val="18"/>
+          <w:highlight w:val="lightGray"/>
+        </w:rPr>
+        <w:t>From:</w:t>
+      </w:r>
+      <w:r>
+        <w:rPr>
+          <w:rFonts w:ascii="Arial" w:eastAsia="Arial" w:hAnsi="Arial" w:cs="Arial"/>
+          <w:color w:val="000000"/>
+          <w:sz w:val="18"/>
+          <w:highlight w:val="lightGray"/>
+        </w:rPr>
+        <w:t xml:space="preserve"> [Chatgpt (GPT</w:t>
+      </w:r>
+      <w:r>
+        <w:rPr>
+          <w:rFonts w:ascii="Arial" w:eastAsia="Arial" w:hAnsi="Arial" w:cs="Cambria Math"/>
+          <w:color w:val="000000"/>
+          <w:sz w:val="18"/>
+          <w:highlight w:val="lightGray"/>
         </w:rPr>
         <w:t>‑</w:t>
       </w:r>
       <w:r>
         <w:rPr>
-          <w:b/>
-          <w:sz w:val="14"/>
-          <w:szCs w:val="14"/>
-          <w:shd w:val="clear" w:color="auto" w:fill="B7B7B7"/>
-        </w:rPr>
-        <w:t>5 Mini) at [8/14/2025]</w:t>
+          <w:rFonts w:ascii="Arial" w:eastAsia="Arial" w:hAnsi="Arial" w:cs="Arial"/>
+          <w:color w:val="000000"/>
+          <w:sz w:val="18"/>
+          <w:highlight w:val="lightGray"/>
+        </w:rPr>
+        <w:t xml:space="preserve">5 Mini)] </w:t>
+      </w:r>
+      <w:r>
+        <w:rPr>
+          <w:rFonts w:ascii="Arial" w:eastAsia="Arial" w:hAnsi="Arial" w:cs="Arial"/>
+          <w:b/>
+          <w:color w:val="000000"/>
+          <w:sz w:val="18"/>
+          <w:highlight w:val="lightGray"/>
+        </w:rPr>
+        <w:t>on</w:t>
+      </w:r>
+      <w:r>
+        <w:rPr>
+          <w:rFonts w:ascii="Arial" w:eastAsia="Arial" w:hAnsi="Arial"/>
+          <w:sz w:val="18"/>
+          <w:highlight w:val="lightGray"/>
+        </w:rPr>
+        <w:t xml:space="preserve"> [8/14/2025]</w:t>
       </w:r>
     </w:p>
     <w:p>
@@ -812,7 +924,7 @@
           <w:ilvl w:val="0"/>
           <w:numId w:val="10"/>
         </w:numPr>
-        <w:spacing w:before="240"/>
+        <w:spacing w:before="240" w:after="0" w:line="276" w:lineRule="auto"/>
       </w:pPr>
       <w:r>
         <w:rPr>
@@ -846,6 +958,7 @@
           <w:ilvl w:val="0"/>
           <w:numId w:val="10"/>
         </w:numPr>
+        <w:spacing w:after="0" w:line="276" w:lineRule="auto"/>
       </w:pPr>
       <w:r>
         <w:rPr>
@@ -879,6 +992,7 @@
           <w:ilvl w:val="0"/>
           <w:numId w:val="10"/>
         </w:numPr>
+        <w:spacing w:after="0" w:line="276" w:lineRule="auto"/>
       </w:pPr>
       <w:r>
         <w:rPr>
@@ -912,6 +1026,7 @@
           <w:ilvl w:val="0"/>
           <w:numId w:val="10"/>
         </w:numPr>
+        <w:spacing w:after="0" w:line="276" w:lineRule="auto"/>
         <w:rPr>
           <w:rFonts w:ascii="Roboto Mono" w:eastAsia="Roboto Mono" w:hAnsi="Roboto Mono" w:cs="Roboto Mono"/>
         </w:rPr>
@@ -935,13 +1050,12 @@
           <w:ilvl w:val="0"/>
           <w:numId w:val="10"/>
         </w:numPr>
-        <w:spacing w:after="240"/>
-      </w:pPr>
-      <w:r>
-        <w:rPr>
-          <w:rFonts w:ascii="Roboto Mono" w:eastAsia="Roboto Mono" w:hAnsi="Roboto Mono" w:cs="Roboto Mono"/>
-        </w:rPr>
-        <w:lastRenderedPageBreak/>
+        <w:spacing w:after="240" w:line="276" w:lineRule="auto"/>
+      </w:pPr>
+      <w:r>
+        <w:rPr>
+          <w:rFonts w:ascii="Roboto Mono" w:eastAsia="Roboto Mono" w:hAnsi="Roboto Mono" w:cs="Roboto Mono"/>
+        </w:rPr>
         <w:t>Author updates the design before implementation begins.</w:t>
       </w:r>
       <w:r>
@@ -950,7 +1064,7 @@
     </w:p>
     <w:p>
       <w:r>
-        <w:pict w14:anchorId="2A65A40B">
+        <w:pict w14:anchorId="4114BDE9">
           <v:rect id="_x0000_i1028" style="width:0;height:1.5pt" o:hralign="center" o:hrstd="t" o:hr="t" fillcolor="#a0a0a0" stroked="f"/>
         </w:pict>
       </w:r>
@@ -983,51 +1097,77 @@
       </w:pPr>
       <w:r>
         <w:rPr>
-          <w:b/>
-          <w:shd w:val="clear" w:color="auto" w:fill="B7B7B7"/>
-        </w:rPr>
-        <w:t># Source</w:t>
-      </w:r>
-      <w:r>
-        <w:rPr>
-          <w:shd w:val="clear" w:color="auto" w:fill="B7B7B7"/>
-        </w:rPr>
-        <w:t xml:space="preserve">: </w:t>
-      </w:r>
-      <w:r>
-        <w:rPr>
-          <w:b/>
-          <w:shd w:val="clear" w:color="auto" w:fill="B7B7B7"/>
-        </w:rPr>
-        <w:t xml:space="preserve">Chatgpt </w:t>
-      </w:r>
-      <w:r>
-        <w:rPr>
-          <w:b/>
-          <w:sz w:val="14"/>
-          <w:szCs w:val="14"/>
-          <w:shd w:val="clear" w:color="auto" w:fill="B7B7B7"/>
-        </w:rPr>
-        <w:t>(GPT</w:t>
-      </w:r>
-      <w:r>
-        <w:rPr>
-          <w:rFonts w:ascii="Cambria Math" w:hAnsi="Cambria Math" w:cs="Cambria Math"/>
-          <w:b/>
-          <w:sz w:val="14"/>
-          <w:szCs w:val="14"/>
-          <w:shd w:val="clear" w:color="auto" w:fill="B7B7B7"/>
+          <w:rFonts w:ascii="Arial" w:eastAsia="Arial" w:hAnsi="Arial" w:cs="Arial"/>
+          <w:b/>
+          <w:color w:val="000000"/>
+          <w:sz w:val="18"/>
+          <w:highlight w:val="lightGray"/>
+        </w:rPr>
+        <w:t># Source: AI Source: Provided by: [Data Path</w:t>
+      </w:r>
+      <w:r>
+        <w:rPr>
+          <w:rFonts w:ascii="Arial" w:eastAsia="Arial" w:hAnsi="Arial" w:cs="Arial"/>
+          <w:color w:val="000000"/>
+          <w:sz w:val="18"/>
+          <w:highlight w:val="lightGray"/>
+        </w:rPr>
+        <w:t xml:space="preserve">: Persons Table -&gt; ID Column: 1, Name_En Column: Motasem Essam] -&gt; </w:t>
+      </w:r>
+      <w:r>
+        <w:rPr>
+          <w:rFonts w:ascii="Arial" w:eastAsia="Arial" w:hAnsi="Arial" w:cs="Arial"/>
+          <w:b/>
+          <w:color w:val="000000"/>
+          <w:sz w:val="18"/>
+          <w:highlight w:val="lightGray"/>
+        </w:rPr>
+        <w:t>From:</w:t>
+      </w:r>
+      <w:r>
+        <w:rPr>
+          <w:rFonts w:ascii="Arial" w:eastAsia="Arial" w:hAnsi="Arial" w:cs="Arial"/>
+          <w:color w:val="000000"/>
+          <w:sz w:val="18"/>
+          <w:highlight w:val="lightGray"/>
+        </w:rPr>
+        <w:t xml:space="preserve"> [Chatgpt (GPT</w:t>
+      </w:r>
+      <w:r>
+        <w:rPr>
+          <w:rFonts w:ascii="Arial" w:eastAsia="Arial" w:hAnsi="Arial" w:cs="Cambria Math"/>
+          <w:color w:val="000000"/>
+          <w:sz w:val="18"/>
+          <w:highlight w:val="lightGray"/>
         </w:rPr>
         <w:t>‑</w:t>
       </w:r>
       <w:r>
         <w:rPr>
-          <w:b/>
-          <w:sz w:val="14"/>
-          <w:szCs w:val="14"/>
-          <w:shd w:val="clear" w:color="auto" w:fill="B7B7B7"/>
-        </w:rPr>
-        <w:t>5 Mini) at [8/14/2025]</w:t>
+          <w:rFonts w:ascii="Arial" w:eastAsia="Arial" w:hAnsi="Arial" w:cs="Arial"/>
+          <w:color w:val="000000"/>
+          <w:sz w:val="18"/>
+          <w:highlight w:val="lightGray"/>
+        </w:rPr>
+        <w:t xml:space="preserve">5 Mini)] </w:t>
+      </w:r>
+      <w:r>
+        <w:rPr>
+          <w:rFonts w:ascii="Arial" w:eastAsia="Arial" w:hAnsi="Arial" w:cs="Arial"/>
+          <w:b/>
+          <w:color w:val="000000"/>
+          <w:sz w:val="18"/>
+          <w:highlight w:val="lightGray"/>
+        </w:rPr>
+        <w:t>on</w:t>
+      </w:r>
+      <w:r>
+        <w:rPr>
+          <w:rFonts w:ascii="Arial" w:eastAsia="Arial" w:hAnsi="Arial"/>
+          <w:sz w:val="18"/>
+          <w:highlight w:val="lightGray"/>
+        </w:rPr>
+        <w:t xml:space="preserve"> [8/14/2025]</w:t>
       </w:r>
     </w:p>
     <w:p>
@@ -1036,7 +1176,7 @@
           <w:ilvl w:val="0"/>
           <w:numId w:val="9"/>
         </w:numPr>
-        <w:spacing w:before="240"/>
+        <w:spacing w:before="240" w:after="0" w:line="276" w:lineRule="auto"/>
       </w:pPr>
       <w:r>
         <w:rPr>
@@ -1070,6 +1210,7 @@
           <w:ilvl w:val="0"/>
           <w:numId w:val="9"/>
         </w:numPr>
+        <w:spacing w:after="0" w:line="276" w:lineRule="auto"/>
       </w:pPr>
       <w:r>
         <w:rPr>
@@ -1103,6 +1244,7 @@
           <w:ilvl w:val="0"/>
           <w:numId w:val="9"/>
         </w:numPr>
+        <w:spacing w:after="0" w:line="276" w:lineRule="auto"/>
       </w:pPr>
       <w:r>
         <w:rPr>
@@ -1136,7 +1278,7 @@
           <w:ilvl w:val="0"/>
           <w:numId w:val="9"/>
         </w:numPr>
-        <w:spacing w:after="240"/>
+        <w:spacing w:after="240" w:line="276" w:lineRule="auto"/>
       </w:pPr>
       <w:r>
         <w:rPr>
@@ -1147,7 +1289,7 @@
     </w:p>
     <w:p>
       <w:r>
-        <w:pict w14:anchorId="1852F471">
+        <w:pict w14:anchorId="53C6591A">
           <v:rect id="_x0000_i1029" style="width:0;height:1.5pt" o:hralign="center" o:hrstd="t" o:hr="t" fillcolor="#a0a0a0" stroked="f"/>
         </w:pict>
       </w:r>
@@ -1170,51 +1312,77 @@
       </w:pPr>
       <w:r>
         <w:rPr>
-          <w:b/>
-          <w:shd w:val="clear" w:color="auto" w:fill="B7B7B7"/>
-        </w:rPr>
-        <w:t># Source</w:t>
-      </w:r>
-      <w:r>
-        <w:rPr>
-          <w:shd w:val="clear" w:color="auto" w:fill="B7B7B7"/>
-        </w:rPr>
-        <w:t xml:space="preserve">: </w:t>
-      </w:r>
-      <w:r>
-        <w:rPr>
-          <w:b/>
-          <w:shd w:val="clear" w:color="auto" w:fill="B7B7B7"/>
-        </w:rPr>
-        <w:t xml:space="preserve">Chatgpt </w:t>
-      </w:r>
-      <w:r>
-        <w:rPr>
-          <w:b/>
-          <w:sz w:val="14"/>
-          <w:szCs w:val="14"/>
-          <w:shd w:val="clear" w:color="auto" w:fill="B7B7B7"/>
-        </w:rPr>
-        <w:t>(GPT</w:t>
-      </w:r>
-      <w:r>
-        <w:rPr>
-          <w:rFonts w:ascii="Cambria Math" w:hAnsi="Cambria Math" w:cs="Cambria Math"/>
-          <w:b/>
-          <w:sz w:val="14"/>
-          <w:szCs w:val="14"/>
-          <w:shd w:val="clear" w:color="auto" w:fill="B7B7B7"/>
+          <w:rFonts w:ascii="Arial" w:eastAsia="Arial" w:hAnsi="Arial" w:cs="Arial"/>
+          <w:b/>
+          <w:color w:val="000000"/>
+          <w:sz w:val="18"/>
+          <w:highlight w:val="lightGray"/>
+        </w:rPr>
+        <w:t># Source: AI Source: Provided by: [Data Path</w:t>
+      </w:r>
+      <w:r>
+        <w:rPr>
+          <w:rFonts w:ascii="Arial" w:eastAsia="Arial" w:hAnsi="Arial" w:cs="Arial"/>
+          <w:color w:val="000000"/>
+          <w:sz w:val="18"/>
+          <w:highlight w:val="lightGray"/>
+        </w:rPr>
+        <w:t xml:space="preserve">: Persons Table -&gt; ID Column: 1, Name_En Column: Motasem Essam] -&gt; </w:t>
+      </w:r>
+      <w:r>
+        <w:rPr>
+          <w:rFonts w:ascii="Arial" w:eastAsia="Arial" w:hAnsi="Arial" w:cs="Arial"/>
+          <w:b/>
+          <w:color w:val="000000"/>
+          <w:sz w:val="18"/>
+          <w:highlight w:val="lightGray"/>
+        </w:rPr>
+        <w:t>From:</w:t>
+      </w:r>
+      <w:r>
+        <w:rPr>
+          <w:rFonts w:ascii="Arial" w:eastAsia="Arial" w:hAnsi="Arial" w:cs="Arial"/>
+          <w:color w:val="000000"/>
+          <w:sz w:val="18"/>
+          <w:highlight w:val="lightGray"/>
+        </w:rPr>
+        <w:t xml:space="preserve"> [Chatgpt (GPT</w:t>
+      </w:r>
+      <w:r>
+        <w:rPr>
+          <w:rFonts w:ascii="Arial" w:eastAsia="Arial" w:hAnsi="Arial" w:cs="Cambria Math"/>
+          <w:color w:val="000000"/>
+          <w:sz w:val="18"/>
+          <w:highlight w:val="lightGray"/>
         </w:rPr>
         <w:t>‑</w:t>
       </w:r>
       <w:r>
         <w:rPr>
-          <w:b/>
-          <w:sz w:val="14"/>
-          <w:szCs w:val="14"/>
-          <w:shd w:val="clear" w:color="auto" w:fill="B7B7B7"/>
-        </w:rPr>
-        <w:t>5 Mini) at [8/14/2025]</w:t>
+          <w:rFonts w:ascii="Arial" w:eastAsia="Arial" w:hAnsi="Arial" w:cs="Arial"/>
+          <w:color w:val="000000"/>
+          <w:sz w:val="18"/>
+          <w:highlight w:val="lightGray"/>
+        </w:rPr>
+        <w:t xml:space="preserve">5 Mini)] </w:t>
+      </w:r>
+      <w:r>
+        <w:rPr>
+          <w:rFonts w:ascii="Arial" w:eastAsia="Arial" w:hAnsi="Arial" w:cs="Arial"/>
+          <w:b/>
+          <w:color w:val="000000"/>
+          <w:sz w:val="18"/>
+          <w:highlight w:val="lightGray"/>
+        </w:rPr>
+        <w:t>on</w:t>
+      </w:r>
+      <w:r>
+        <w:rPr>
+          <w:rFonts w:ascii="Arial" w:eastAsia="Arial" w:hAnsi="Arial"/>
+          <w:sz w:val="18"/>
+          <w:highlight w:val="lightGray"/>
+        </w:rPr>
+        <w:t xml:space="preserve"> [8/14/2025]</w:t>
       </w:r>
     </w:p>
     <w:p>
@@ -1282,9 +1450,8 @@
           <w:rFonts w:ascii="Roboto Mono" w:eastAsia="Roboto Mono" w:hAnsi="Roboto Mono" w:cs="Roboto Mono"/>
           <w:noProof/>
         </w:rPr>
-        <w:lastRenderedPageBreak/>
         <w:drawing>
-          <wp:inline distT="114300" distB="114300" distL="114300" distR="114300" wp14:anchorId="5E4FD44D" wp14:editId="37907839">
+          <wp:inline distT="114300" distB="114300" distL="114300" distR="114300" wp14:anchorId="7255B9D0" wp14:editId="5DC65347">
             <wp:extent cx="5943600" cy="4737100"/>
             <wp:effectExtent l="0" t="0" r="0" b="0"/>
             <wp:docPr id="2" name="image4.png"/>
@@ -1772,7 +1939,6 @@
                 <w:rFonts w:ascii="Roboto Mono" w:eastAsia="Roboto Mono" w:hAnsi="Roboto Mono" w:cs="Roboto Mono"/>
                 <w:b/>
               </w:rPr>
-              <w:lastRenderedPageBreak/>
               <w:t>Led by</w:t>
             </w:r>
           </w:p>
@@ -2243,7 +2409,7 @@
         </w:rPr>
       </w:pPr>
       <w:r>
-        <w:pict w14:anchorId="4178609A">
+        <w:pict w14:anchorId="7B5522E4">
           <v:rect id="_x0000_i1030" style="width:0;height:1.5pt" o:hralign="center" o:hrstd="t" o:hr="t" fillcolor="#a0a0a0" stroked="f"/>
         </w:pict>
       </w:r>
@@ -2281,7 +2447,7 @@
           <w:ilvl w:val="0"/>
           <w:numId w:val="4"/>
         </w:numPr>
-        <w:spacing w:before="240"/>
+        <w:spacing w:before="240" w:after="0" w:line="276" w:lineRule="auto"/>
       </w:pPr>
       <w:r>
         <w:rPr>
@@ -2322,7 +2488,7 @@
           <w:ilvl w:val="0"/>
           <w:numId w:val="4"/>
         </w:numPr>
-        <w:spacing w:after="240"/>
+        <w:spacing w:after="240" w:line="276" w:lineRule="auto"/>
       </w:pPr>
       <w:r>
         <w:rPr>
@@ -2399,7 +2565,7 @@
     </w:p>
     <w:p>
       <w:r>
-        <w:pict w14:anchorId="421ECDB6">
+        <w:pict w14:anchorId="0C288CFA">
           <v:rect id="_x0000_i1031" style="width:0;height:1.5pt" o:hralign="center" o:hrstd="t" o:hr="t" fillcolor="#a0a0a0" stroked="f"/>
         </w:pict>
       </w:r>
@@ -2425,51 +2591,77 @@
       </w:pPr>
       <w:r>
         <w:rPr>
-          <w:b/>
-          <w:shd w:val="clear" w:color="auto" w:fill="B7B7B7"/>
-        </w:rPr>
-        <w:t># Source</w:t>
-      </w:r>
-      <w:r>
-        <w:rPr>
-          <w:shd w:val="clear" w:color="auto" w:fill="B7B7B7"/>
-        </w:rPr>
-        <w:t xml:space="preserve">: </w:t>
-      </w:r>
-      <w:r>
-        <w:rPr>
-          <w:b/>
-          <w:shd w:val="clear" w:color="auto" w:fill="B7B7B7"/>
-        </w:rPr>
-        <w:t xml:space="preserve">Chatgpt </w:t>
-      </w:r>
-      <w:r>
-        <w:rPr>
-          <w:b/>
-          <w:sz w:val="14"/>
-          <w:szCs w:val="14"/>
-          <w:shd w:val="clear" w:color="auto" w:fill="B7B7B7"/>
-        </w:rPr>
-        <w:t>(GPT</w:t>
-      </w:r>
-      <w:r>
-        <w:rPr>
-          <w:rFonts w:ascii="Cambria Math" w:hAnsi="Cambria Math" w:cs="Cambria Math"/>
-          <w:b/>
-          <w:sz w:val="14"/>
-          <w:szCs w:val="14"/>
-          <w:shd w:val="clear" w:color="auto" w:fill="B7B7B7"/>
+          <w:rFonts w:ascii="Arial" w:eastAsia="Arial" w:hAnsi="Arial" w:cs="Arial"/>
+          <w:b/>
+          <w:color w:val="000000"/>
+          <w:sz w:val="18"/>
+          <w:highlight w:val="lightGray"/>
+        </w:rPr>
+        <w:t># Source: AI Source: Provided by: [Data Path</w:t>
+      </w:r>
+      <w:r>
+        <w:rPr>
+          <w:rFonts w:ascii="Arial" w:eastAsia="Arial" w:hAnsi="Arial" w:cs="Arial"/>
+          <w:color w:val="000000"/>
+          <w:sz w:val="18"/>
+          <w:highlight w:val="lightGray"/>
+        </w:rPr>
+        <w:t xml:space="preserve">: Persons Table -&gt; ID Column: 1, Name_En Column: Motasem Essam] -&gt; </w:t>
+      </w:r>
+      <w:r>
+        <w:rPr>
+          <w:rFonts w:ascii="Arial" w:eastAsia="Arial" w:hAnsi="Arial" w:cs="Arial"/>
+          <w:b/>
+          <w:color w:val="000000"/>
+          <w:sz w:val="18"/>
+          <w:highlight w:val="lightGray"/>
+        </w:rPr>
+        <w:t>From:</w:t>
+      </w:r>
+      <w:r>
+        <w:rPr>
+          <w:rFonts w:ascii="Arial" w:eastAsia="Arial" w:hAnsi="Arial" w:cs="Arial"/>
+          <w:color w:val="000000"/>
+          <w:sz w:val="18"/>
+          <w:highlight w:val="lightGray"/>
+        </w:rPr>
+        <w:t xml:space="preserve"> [Chatgpt (GPT</w:t>
+      </w:r>
+      <w:r>
+        <w:rPr>
+          <w:rFonts w:ascii="Arial" w:eastAsia="Arial" w:hAnsi="Arial" w:cs="Cambria Math"/>
+          <w:color w:val="000000"/>
+          <w:sz w:val="18"/>
+          <w:highlight w:val="lightGray"/>
         </w:rPr>
         <w:t>‑</w:t>
       </w:r>
       <w:r>
         <w:rPr>
-          <w:b/>
-          <w:sz w:val="14"/>
-          <w:szCs w:val="14"/>
-          <w:shd w:val="clear" w:color="auto" w:fill="B7B7B7"/>
-        </w:rPr>
-        <w:t>5 Mini) at [8/14/2025]</w:t>
+          <w:rFonts w:ascii="Arial" w:eastAsia="Arial" w:hAnsi="Arial" w:cs="Arial"/>
+          <w:color w:val="000000"/>
+          <w:sz w:val="18"/>
+          <w:highlight w:val="lightGray"/>
+        </w:rPr>
+        <w:t xml:space="preserve">5 Mini)] </w:t>
+      </w:r>
+      <w:r>
+        <w:rPr>
+          <w:rFonts w:ascii="Arial" w:eastAsia="Arial" w:hAnsi="Arial" w:cs="Arial"/>
+          <w:b/>
+          <w:color w:val="000000"/>
+          <w:sz w:val="18"/>
+          <w:highlight w:val="lightGray"/>
+        </w:rPr>
+        <w:t>on</w:t>
+      </w:r>
+      <w:r>
+        <w:rPr>
+          <w:rFonts w:ascii="Arial" w:eastAsia="Arial" w:hAnsi="Arial"/>
+          <w:sz w:val="18"/>
+          <w:highlight w:val="lightGray"/>
+        </w:rPr>
+        <w:t xml:space="preserve"> [8/14/2025]</w:t>
       </w:r>
     </w:p>
     <w:p>
@@ -2481,7 +2673,6 @@
       <w:bookmarkStart w:id="8" w:name="_5x8ut0zhnzfp" w:colFirst="0" w:colLast="0"/>
       <w:bookmarkEnd w:id="8"/>
       <w:r>
-        <w:lastRenderedPageBreak/>
         <w:t>Scenario A — Technical Review</w:t>
       </w:r>
     </w:p>
@@ -2491,51 +2682,77 @@
       </w:pPr>
       <w:r>
         <w:rPr>
-          <w:b/>
-          <w:shd w:val="clear" w:color="auto" w:fill="B7B7B7"/>
-        </w:rPr>
-        <w:t># Source</w:t>
-      </w:r>
-      <w:r>
-        <w:rPr>
-          <w:shd w:val="clear" w:color="auto" w:fill="B7B7B7"/>
-        </w:rPr>
-        <w:t xml:space="preserve">: </w:t>
-      </w:r>
-      <w:r>
-        <w:rPr>
-          <w:b/>
-          <w:shd w:val="clear" w:color="auto" w:fill="B7B7B7"/>
-        </w:rPr>
-        <w:t xml:space="preserve">Chatgpt </w:t>
-      </w:r>
-      <w:r>
-        <w:rPr>
-          <w:b/>
-          <w:sz w:val="14"/>
-          <w:szCs w:val="14"/>
-          <w:shd w:val="clear" w:color="auto" w:fill="B7B7B7"/>
-        </w:rPr>
-        <w:t>(GPT</w:t>
-      </w:r>
-      <w:r>
-        <w:rPr>
-          <w:rFonts w:ascii="Cambria Math" w:hAnsi="Cambria Math" w:cs="Cambria Math"/>
-          <w:b/>
-          <w:sz w:val="14"/>
-          <w:szCs w:val="14"/>
-          <w:shd w:val="clear" w:color="auto" w:fill="B7B7B7"/>
+          <w:rFonts w:ascii="Arial" w:eastAsia="Arial" w:hAnsi="Arial" w:cs="Arial"/>
+          <w:b/>
+          <w:color w:val="000000"/>
+          <w:sz w:val="18"/>
+          <w:highlight w:val="lightGray"/>
+        </w:rPr>
+        <w:t># Source: AI Source: Provided by: [Data Path</w:t>
+      </w:r>
+      <w:r>
+        <w:rPr>
+          <w:rFonts w:ascii="Arial" w:eastAsia="Arial" w:hAnsi="Arial" w:cs="Arial"/>
+          <w:color w:val="000000"/>
+          <w:sz w:val="18"/>
+          <w:highlight w:val="lightGray"/>
+        </w:rPr>
+        <w:t xml:space="preserve">: Persons Table -&gt; ID Column: 1, Name_En Column: Motasem Essam] -&gt; </w:t>
+      </w:r>
+      <w:r>
+        <w:rPr>
+          <w:rFonts w:ascii="Arial" w:eastAsia="Arial" w:hAnsi="Arial" w:cs="Arial"/>
+          <w:b/>
+          <w:color w:val="000000"/>
+          <w:sz w:val="18"/>
+          <w:highlight w:val="lightGray"/>
+        </w:rPr>
+        <w:t>From:</w:t>
+      </w:r>
+      <w:r>
+        <w:rPr>
+          <w:rFonts w:ascii="Arial" w:eastAsia="Arial" w:hAnsi="Arial" w:cs="Arial"/>
+          <w:color w:val="000000"/>
+          <w:sz w:val="18"/>
+          <w:highlight w:val="lightGray"/>
+        </w:rPr>
+        <w:t xml:space="preserve"> [Chatgpt (GPT</w:t>
+      </w:r>
+      <w:r>
+        <w:rPr>
+          <w:rFonts w:ascii="Arial" w:eastAsia="Arial" w:hAnsi="Arial" w:cs="Cambria Math"/>
+          <w:color w:val="000000"/>
+          <w:sz w:val="18"/>
+          <w:highlight w:val="lightGray"/>
         </w:rPr>
         <w:t>‑</w:t>
       </w:r>
       <w:r>
         <w:rPr>
-          <w:b/>
-          <w:sz w:val="14"/>
-          <w:szCs w:val="14"/>
-          <w:shd w:val="clear" w:color="auto" w:fill="B7B7B7"/>
-        </w:rPr>
-        <w:t>5 Mini) at [8/14/2025]</w:t>
+          <w:rFonts w:ascii="Arial" w:eastAsia="Arial" w:hAnsi="Arial" w:cs="Arial"/>
+          <w:color w:val="000000"/>
+          <w:sz w:val="18"/>
+          <w:highlight w:val="lightGray"/>
+        </w:rPr>
+        <w:t xml:space="preserve">5 Mini)] </w:t>
+      </w:r>
+      <w:r>
+        <w:rPr>
+          <w:rFonts w:ascii="Arial" w:eastAsia="Arial" w:hAnsi="Arial" w:cs="Arial"/>
+          <w:b/>
+          <w:color w:val="000000"/>
+          <w:sz w:val="18"/>
+          <w:highlight w:val="lightGray"/>
+        </w:rPr>
+        <w:t>on</w:t>
+      </w:r>
+      <w:r>
+        <w:rPr>
+          <w:rFonts w:ascii="Arial" w:eastAsia="Arial" w:hAnsi="Arial"/>
+          <w:sz w:val="18"/>
+          <w:highlight w:val="lightGray"/>
+        </w:rPr>
+        <w:t xml:space="preserve"> [8/14/2025]</w:t>
       </w:r>
     </w:p>
     <w:p>
@@ -2544,7 +2761,7 @@
           <w:ilvl w:val="0"/>
           <w:numId w:val="11"/>
         </w:numPr>
-        <w:spacing w:before="240"/>
+        <w:spacing w:before="240" w:after="0" w:line="276" w:lineRule="auto"/>
       </w:pPr>
       <w:r>
         <w:rPr>
@@ -2578,6 +2795,7 @@
           <w:ilvl w:val="0"/>
           <w:numId w:val="11"/>
         </w:numPr>
+        <w:spacing w:after="0" w:line="276" w:lineRule="auto"/>
       </w:pPr>
       <w:r>
         <w:rPr>
@@ -2611,6 +2829,7 @@
           <w:ilvl w:val="0"/>
           <w:numId w:val="11"/>
         </w:numPr>
+        <w:spacing w:after="0" w:line="276" w:lineRule="auto"/>
       </w:pPr>
       <w:r>
         <w:rPr>
@@ -2644,7 +2863,7 @@
           <w:ilvl w:val="0"/>
           <w:numId w:val="11"/>
         </w:numPr>
-        <w:spacing w:after="240"/>
+        <w:spacing w:after="240" w:line="276" w:lineRule="auto"/>
       </w:pPr>
       <w:r>
         <w:rPr>
@@ -2755,7 +2974,7 @@
     </w:p>
     <w:p>
       <w:r>
-        <w:pict w14:anchorId="32C689D2">
+        <w:pict w14:anchorId="0AB507F3">
           <v:rect id="_x0000_i1032" style="width:0;height:1.5pt" o:hralign="center" o:hrstd="t" o:hr="t" fillcolor="#a0a0a0" stroked="f"/>
         </w:pict>
       </w:r>
@@ -2778,51 +2997,77 @@
       </w:pPr>
       <w:r>
         <w:rPr>
-          <w:b/>
-          <w:shd w:val="clear" w:color="auto" w:fill="B7B7B7"/>
-        </w:rPr>
-        <w:t># Source</w:t>
-      </w:r>
-      <w:r>
-        <w:rPr>
-          <w:shd w:val="clear" w:color="auto" w:fill="B7B7B7"/>
-        </w:rPr>
-        <w:t xml:space="preserve">: </w:t>
-      </w:r>
-      <w:r>
-        <w:rPr>
-          <w:b/>
-          <w:shd w:val="clear" w:color="auto" w:fill="B7B7B7"/>
-        </w:rPr>
-        <w:t xml:space="preserve">Chatgpt </w:t>
-      </w:r>
-      <w:r>
-        <w:rPr>
-          <w:b/>
-          <w:sz w:val="14"/>
-          <w:szCs w:val="14"/>
-          <w:shd w:val="clear" w:color="auto" w:fill="B7B7B7"/>
-        </w:rPr>
-        <w:t>(GPT</w:t>
-      </w:r>
-      <w:r>
-        <w:rPr>
-          <w:rFonts w:ascii="Cambria Math" w:hAnsi="Cambria Math" w:cs="Cambria Math"/>
-          <w:b/>
-          <w:sz w:val="14"/>
-          <w:szCs w:val="14"/>
-          <w:shd w:val="clear" w:color="auto" w:fill="B7B7B7"/>
+          <w:rFonts w:ascii="Arial" w:eastAsia="Arial" w:hAnsi="Arial" w:cs="Arial"/>
+          <w:b/>
+          <w:color w:val="000000"/>
+          <w:sz w:val="18"/>
+          <w:highlight w:val="lightGray"/>
+        </w:rPr>
+        <w:t># Source: AI Source: Provided by: [Data Path</w:t>
+      </w:r>
+      <w:r>
+        <w:rPr>
+          <w:rFonts w:ascii="Arial" w:eastAsia="Arial" w:hAnsi="Arial" w:cs="Arial"/>
+          <w:color w:val="000000"/>
+          <w:sz w:val="18"/>
+          <w:highlight w:val="lightGray"/>
+        </w:rPr>
+        <w:t xml:space="preserve">: Persons Table -&gt; ID Column: 1, Name_En Column: Motasem Essam] -&gt; </w:t>
+      </w:r>
+      <w:r>
+        <w:rPr>
+          <w:rFonts w:ascii="Arial" w:eastAsia="Arial" w:hAnsi="Arial" w:cs="Arial"/>
+          <w:b/>
+          <w:color w:val="000000"/>
+          <w:sz w:val="18"/>
+          <w:highlight w:val="lightGray"/>
+        </w:rPr>
+        <w:t>From:</w:t>
+      </w:r>
+      <w:r>
+        <w:rPr>
+          <w:rFonts w:ascii="Arial" w:eastAsia="Arial" w:hAnsi="Arial" w:cs="Arial"/>
+          <w:color w:val="000000"/>
+          <w:sz w:val="18"/>
+          <w:highlight w:val="lightGray"/>
+        </w:rPr>
+        <w:t xml:space="preserve"> [Chatgpt (GPT</w:t>
+      </w:r>
+      <w:r>
+        <w:rPr>
+          <w:rFonts w:ascii="Arial" w:eastAsia="Arial" w:hAnsi="Arial" w:cs="Cambria Math"/>
+          <w:color w:val="000000"/>
+          <w:sz w:val="18"/>
+          <w:highlight w:val="lightGray"/>
         </w:rPr>
         <w:t>‑</w:t>
       </w:r>
       <w:r>
         <w:rPr>
-          <w:b/>
-          <w:sz w:val="14"/>
-          <w:szCs w:val="14"/>
-          <w:shd w:val="clear" w:color="auto" w:fill="B7B7B7"/>
-        </w:rPr>
-        <w:t>5 Mini) at [8/14/2025]</w:t>
+          <w:rFonts w:ascii="Arial" w:eastAsia="Arial" w:hAnsi="Arial" w:cs="Arial"/>
+          <w:color w:val="000000"/>
+          <w:sz w:val="18"/>
+          <w:highlight w:val="lightGray"/>
+        </w:rPr>
+        <w:t xml:space="preserve">5 Mini)] </w:t>
+      </w:r>
+      <w:r>
+        <w:rPr>
+          <w:rFonts w:ascii="Arial" w:eastAsia="Arial" w:hAnsi="Arial" w:cs="Arial"/>
+          <w:b/>
+          <w:color w:val="000000"/>
+          <w:sz w:val="18"/>
+          <w:highlight w:val="lightGray"/>
+        </w:rPr>
+        <w:t>on</w:t>
+      </w:r>
+      <w:r>
+        <w:rPr>
+          <w:rFonts w:ascii="Arial" w:eastAsia="Arial" w:hAnsi="Arial"/>
+          <w:sz w:val="18"/>
+          <w:highlight w:val="lightGray"/>
+        </w:rPr>
+        <w:t xml:space="preserve"> [8/14/2025]</w:t>
       </w:r>
     </w:p>
     <w:p>
@@ -2831,7 +3076,7 @@
           <w:ilvl w:val="0"/>
           <w:numId w:val="12"/>
         </w:numPr>
-        <w:spacing w:before="240"/>
+        <w:spacing w:before="240" w:after="0" w:line="276" w:lineRule="auto"/>
       </w:pPr>
       <w:r>
         <w:rPr>
@@ -2865,6 +3110,7 @@
           <w:ilvl w:val="0"/>
           <w:numId w:val="12"/>
         </w:numPr>
+        <w:spacing w:after="0" w:line="276" w:lineRule="auto"/>
       </w:pPr>
       <w:r>
         <w:rPr>
@@ -2898,6 +3144,7 @@
           <w:ilvl w:val="0"/>
           <w:numId w:val="12"/>
         </w:numPr>
+        <w:spacing w:after="0" w:line="276" w:lineRule="auto"/>
         <w:rPr>
           <w:rFonts w:ascii="Roboto Mono" w:eastAsia="Roboto Mono" w:hAnsi="Roboto Mono" w:cs="Roboto Mono"/>
         </w:rPr>
@@ -2929,6 +3176,7 @@
           <w:ilvl w:val="0"/>
           <w:numId w:val="12"/>
         </w:numPr>
+        <w:spacing w:after="0" w:line="276" w:lineRule="auto"/>
         <w:rPr>
           <w:rFonts w:ascii="Roboto Mono" w:eastAsia="Roboto Mono" w:hAnsi="Roboto Mono" w:cs="Roboto Mono"/>
         </w:rPr>
@@ -2960,7 +3208,7 @@
           <w:ilvl w:val="0"/>
           <w:numId w:val="12"/>
         </w:numPr>
-        <w:spacing w:after="240"/>
+        <w:spacing w:after="240" w:line="276" w:lineRule="auto"/>
         <w:rPr>
           <w:rFonts w:ascii="Roboto Mono" w:eastAsia="Roboto Mono" w:hAnsi="Roboto Mono" w:cs="Roboto Mono"/>
         </w:rPr>
@@ -3035,8 +3283,7 @@
     </w:p>
     <w:p>
       <w:r>
-        <w:lastRenderedPageBreak/>
-        <w:pict w14:anchorId="05A21ACE">
+        <w:pict w14:anchorId="5DFEA06F">
           <v:rect id="_x0000_i1033" style="width:0;height:1.5pt" o:hralign="center" o:hrstd="t" o:hr="t" fillcolor="#a0a0a0" stroked="f"/>
         </w:pict>
       </w:r>
@@ -3062,51 +3309,77 @@
       </w:pPr>
       <w:r>
         <w:rPr>
-          <w:b/>
-          <w:shd w:val="clear" w:color="auto" w:fill="B7B7B7"/>
-        </w:rPr>
-        <w:t># Source</w:t>
-      </w:r>
-      <w:r>
-        <w:rPr>
-          <w:shd w:val="clear" w:color="auto" w:fill="B7B7B7"/>
-        </w:rPr>
-        <w:t xml:space="preserve">: </w:t>
-      </w:r>
-      <w:r>
-        <w:rPr>
-          <w:b/>
-          <w:shd w:val="clear" w:color="auto" w:fill="B7B7B7"/>
-        </w:rPr>
-        <w:t xml:space="preserve">Chatgpt </w:t>
-      </w:r>
-      <w:r>
-        <w:rPr>
-          <w:b/>
-          <w:sz w:val="14"/>
-          <w:szCs w:val="14"/>
-          <w:shd w:val="clear" w:color="auto" w:fill="B7B7B7"/>
-        </w:rPr>
-        <w:t>(GPT</w:t>
-      </w:r>
-      <w:r>
-        <w:rPr>
-          <w:rFonts w:ascii="Cambria Math" w:hAnsi="Cambria Math" w:cs="Cambria Math"/>
-          <w:b/>
-          <w:sz w:val="14"/>
-          <w:szCs w:val="14"/>
-          <w:shd w:val="clear" w:color="auto" w:fill="B7B7B7"/>
+          <w:rFonts w:ascii="Arial" w:eastAsia="Arial" w:hAnsi="Arial" w:cs="Arial"/>
+          <w:b/>
+          <w:color w:val="000000"/>
+          <w:sz w:val="18"/>
+          <w:highlight w:val="lightGray"/>
+        </w:rPr>
+        <w:t># Source: AI Source: Provided by: [Data Path</w:t>
+      </w:r>
+      <w:r>
+        <w:rPr>
+          <w:rFonts w:ascii="Arial" w:eastAsia="Arial" w:hAnsi="Arial" w:cs="Arial"/>
+          <w:color w:val="000000"/>
+          <w:sz w:val="18"/>
+          <w:highlight w:val="lightGray"/>
+        </w:rPr>
+        <w:t xml:space="preserve">: Persons Table -&gt; ID Column: 1, Name_En Column: Motasem Essam] -&gt; </w:t>
+      </w:r>
+      <w:r>
+        <w:rPr>
+          <w:rFonts w:ascii="Arial" w:eastAsia="Arial" w:hAnsi="Arial" w:cs="Arial"/>
+          <w:b/>
+          <w:color w:val="000000"/>
+          <w:sz w:val="18"/>
+          <w:highlight w:val="lightGray"/>
+        </w:rPr>
+        <w:t>From:</w:t>
+      </w:r>
+      <w:r>
+        <w:rPr>
+          <w:rFonts w:ascii="Arial" w:eastAsia="Arial" w:hAnsi="Arial" w:cs="Arial"/>
+          <w:color w:val="000000"/>
+          <w:sz w:val="18"/>
+          <w:highlight w:val="lightGray"/>
+        </w:rPr>
+        <w:t xml:space="preserve"> [Chatgpt (GPT</w:t>
+      </w:r>
+      <w:r>
+        <w:rPr>
+          <w:rFonts w:ascii="Arial" w:eastAsia="Arial" w:hAnsi="Arial" w:cs="Cambria Math"/>
+          <w:color w:val="000000"/>
+          <w:sz w:val="18"/>
+          <w:highlight w:val="lightGray"/>
         </w:rPr>
         <w:t>‑</w:t>
       </w:r>
       <w:r>
         <w:rPr>
-          <w:b/>
-          <w:sz w:val="14"/>
-          <w:szCs w:val="14"/>
-          <w:shd w:val="clear" w:color="auto" w:fill="B7B7B7"/>
-        </w:rPr>
-        <w:t>5 Mini) at [8/14/2025]</w:t>
+          <w:rFonts w:ascii="Arial" w:eastAsia="Arial" w:hAnsi="Arial" w:cs="Arial"/>
+          <w:color w:val="000000"/>
+          <w:sz w:val="18"/>
+          <w:highlight w:val="lightGray"/>
+        </w:rPr>
+        <w:t xml:space="preserve">5 Mini)] </w:t>
+      </w:r>
+      <w:r>
+        <w:rPr>
+          <w:rFonts w:ascii="Arial" w:eastAsia="Arial" w:hAnsi="Arial" w:cs="Arial"/>
+          <w:b/>
+          <w:color w:val="000000"/>
+          <w:sz w:val="18"/>
+          <w:highlight w:val="lightGray"/>
+        </w:rPr>
+        <w:t>on</w:t>
+      </w:r>
+      <w:r>
+        <w:rPr>
+          <w:rFonts w:ascii="Arial" w:eastAsia="Arial" w:hAnsi="Arial"/>
+          <w:sz w:val="18"/>
+          <w:highlight w:val="lightGray"/>
+        </w:rPr>
+        <w:t xml:space="preserve"> [8/14/2025]</w:t>
       </w:r>
     </w:p>
     <w:p>
@@ -3115,7 +3388,7 @@
           <w:noProof/>
         </w:rPr>
         <w:drawing>
-          <wp:inline distT="114300" distB="114300" distL="114300" distR="114300" wp14:anchorId="3C60EBEA" wp14:editId="6D47353D">
+          <wp:inline distT="114300" distB="114300" distL="114300" distR="114300" wp14:anchorId="1C75A83B" wp14:editId="68C3A650">
             <wp:extent cx="5943600" cy="2298700"/>
             <wp:effectExtent l="0" t="0" r="0" b="0"/>
             <wp:docPr id="1" name="image3.png"/>
@@ -3889,7 +4162,7 @@
     </w:tbl>
     <w:p>
       <w:r>
-        <w:pict w14:anchorId="36EAF853">
+        <w:pict w14:anchorId="0C5DB425">
           <v:rect id="_x0000_i1034" style="width:0;height:1.5pt" o:hralign="center" o:hrstd="t" o:hr="t" fillcolor="#a0a0a0" stroked="f"/>
         </w:pict>
       </w:r>
@@ -3914,7 +4187,7 @@
           <w:ilvl w:val="0"/>
           <w:numId w:val="6"/>
         </w:numPr>
-        <w:spacing w:before="240"/>
+        <w:spacing w:before="240" w:after="0" w:line="276" w:lineRule="auto"/>
       </w:pPr>
       <w:r>
         <w:rPr>
@@ -3955,14 +4228,13 @@
           <w:ilvl w:val="0"/>
           <w:numId w:val="6"/>
         </w:numPr>
-        <w:spacing w:after="240"/>
-      </w:pPr>
-      <w:r>
-        <w:rPr>
-          <w:rFonts w:ascii="Roboto Mono" w:eastAsia="Roboto Mono" w:hAnsi="Roboto Mono" w:cs="Roboto Mono"/>
-          <w:b/>
-        </w:rPr>
-        <w:lastRenderedPageBreak/>
+        <w:spacing w:after="240" w:line="276" w:lineRule="auto"/>
+      </w:pPr>
+      <w:r>
+        <w:rPr>
+          <w:rFonts w:ascii="Roboto Mono" w:eastAsia="Roboto Mono" w:hAnsi="Roboto Mono" w:cs="Roboto Mono"/>
+          <w:b/>
+        </w:rPr>
         <w:t>Walkthrough</w:t>
       </w:r>
       <w:r>
@@ -3987,7 +4259,7 @@
     </w:p>
     <w:p>
       <w:r>
-        <w:pict w14:anchorId="6F45576D">
+        <w:pict w14:anchorId="01D49F8D">
           <v:rect id="_x0000_i1035" style="width:0;height:1.5pt" o:hralign="center" o:hrstd="t" o:hr="t" fillcolor="#a0a0a0" stroked="f"/>
         </w:pict>
       </w:r>
@@ -4010,51 +4282,77 @@
       </w:pPr>
       <w:r>
         <w:rPr>
-          <w:b/>
-          <w:shd w:val="clear" w:color="auto" w:fill="B7B7B7"/>
-        </w:rPr>
-        <w:t># Source</w:t>
-      </w:r>
-      <w:r>
-        <w:rPr>
-          <w:shd w:val="clear" w:color="auto" w:fill="B7B7B7"/>
-        </w:rPr>
-        <w:t xml:space="preserve">: </w:t>
-      </w:r>
-      <w:r>
-        <w:rPr>
-          <w:b/>
-          <w:shd w:val="clear" w:color="auto" w:fill="B7B7B7"/>
-        </w:rPr>
-        <w:t xml:space="preserve">Chatgpt </w:t>
-      </w:r>
-      <w:r>
-        <w:rPr>
-          <w:b/>
-          <w:sz w:val="14"/>
-          <w:szCs w:val="14"/>
-          <w:shd w:val="clear" w:color="auto" w:fill="B7B7B7"/>
-        </w:rPr>
-        <w:t>(GPT</w:t>
-      </w:r>
-      <w:r>
-        <w:rPr>
-          <w:rFonts w:ascii="Cambria Math" w:hAnsi="Cambria Math" w:cs="Cambria Math"/>
-          <w:b/>
-          <w:sz w:val="14"/>
-          <w:szCs w:val="14"/>
-          <w:shd w:val="clear" w:color="auto" w:fill="B7B7B7"/>
+          <w:rFonts w:ascii="Arial" w:eastAsia="Arial" w:hAnsi="Arial" w:cs="Arial"/>
+          <w:b/>
+          <w:color w:val="000000"/>
+          <w:sz w:val="18"/>
+          <w:highlight w:val="lightGray"/>
+        </w:rPr>
+        <w:t># Source: AI Source: Provided by: [Data Path</w:t>
+      </w:r>
+      <w:r>
+        <w:rPr>
+          <w:rFonts w:ascii="Arial" w:eastAsia="Arial" w:hAnsi="Arial" w:cs="Arial"/>
+          <w:color w:val="000000"/>
+          <w:sz w:val="18"/>
+          <w:highlight w:val="lightGray"/>
+        </w:rPr>
+        <w:t xml:space="preserve">: Persons Table -&gt; ID Column: 1, Name_En Column: Motasem Essam] -&gt; </w:t>
+      </w:r>
+      <w:r>
+        <w:rPr>
+          <w:rFonts w:ascii="Arial" w:eastAsia="Arial" w:hAnsi="Arial" w:cs="Arial"/>
+          <w:b/>
+          <w:color w:val="000000"/>
+          <w:sz w:val="18"/>
+          <w:highlight w:val="lightGray"/>
+        </w:rPr>
+        <w:t>From:</w:t>
+      </w:r>
+      <w:r>
+        <w:rPr>
+          <w:rFonts w:ascii="Arial" w:eastAsia="Arial" w:hAnsi="Arial" w:cs="Arial"/>
+          <w:color w:val="000000"/>
+          <w:sz w:val="18"/>
+          <w:highlight w:val="lightGray"/>
+        </w:rPr>
+        <w:t xml:space="preserve"> [Chatgpt (GPT</w:t>
+      </w:r>
+      <w:r>
+        <w:rPr>
+          <w:rFonts w:ascii="Arial" w:eastAsia="Arial" w:hAnsi="Arial" w:cs="Cambria Math"/>
+          <w:color w:val="000000"/>
+          <w:sz w:val="18"/>
+          <w:highlight w:val="lightGray"/>
         </w:rPr>
         <w:t>‑</w:t>
       </w:r>
       <w:r>
         <w:rPr>
-          <w:b/>
-          <w:sz w:val="14"/>
-          <w:szCs w:val="14"/>
-          <w:shd w:val="clear" w:color="auto" w:fill="B7B7B7"/>
-        </w:rPr>
-        <w:t>5 Mini) at [8/14/2025]</w:t>
+          <w:rFonts w:ascii="Arial" w:eastAsia="Arial" w:hAnsi="Arial" w:cs="Arial"/>
+          <w:color w:val="000000"/>
+          <w:sz w:val="18"/>
+          <w:highlight w:val="lightGray"/>
+        </w:rPr>
+        <w:t xml:space="preserve">5 Mini)] </w:t>
+      </w:r>
+      <w:r>
+        <w:rPr>
+          <w:rFonts w:ascii="Arial" w:eastAsia="Arial" w:hAnsi="Arial" w:cs="Arial"/>
+          <w:b/>
+          <w:color w:val="000000"/>
+          <w:sz w:val="18"/>
+          <w:highlight w:val="lightGray"/>
+        </w:rPr>
+        <w:t>on</w:t>
+      </w:r>
+      <w:r>
+        <w:rPr>
+          <w:rFonts w:ascii="Arial" w:eastAsia="Arial" w:hAnsi="Arial"/>
+          <w:sz w:val="18"/>
+          <w:highlight w:val="lightGray"/>
+        </w:rPr>
+        <w:t xml:space="preserve"> [8/14/2025]</w:t>
       </w:r>
     </w:p>
     <w:p>
@@ -4140,7 +4438,7 @@
           <w:ilvl w:val="0"/>
           <w:numId w:val="1"/>
         </w:numPr>
-        <w:spacing w:before="240"/>
+        <w:spacing w:before="240" w:after="0" w:line="276" w:lineRule="auto"/>
         <w:rPr>
           <w:rFonts w:ascii="Roboto Mono" w:eastAsia="Roboto Mono" w:hAnsi="Roboto Mono" w:cs="Roboto Mono"/>
         </w:rPr>
@@ -4177,6 +4475,7 @@
           <w:ilvl w:val="0"/>
           <w:numId w:val="1"/>
         </w:numPr>
+        <w:spacing w:after="0" w:line="276" w:lineRule="auto"/>
       </w:pPr>
       <w:r>
         <w:rPr>
@@ -4210,6 +4509,7 @@
           <w:ilvl w:val="0"/>
           <w:numId w:val="1"/>
         </w:numPr>
+        <w:spacing w:after="0" w:line="276" w:lineRule="auto"/>
         <w:rPr>
           <w:rFonts w:ascii="Roboto Mono" w:eastAsia="Roboto Mono" w:hAnsi="Roboto Mono" w:cs="Roboto Mono"/>
         </w:rPr>
@@ -4233,6 +4533,7 @@
           <w:ilvl w:val="0"/>
           <w:numId w:val="1"/>
         </w:numPr>
+        <w:spacing w:after="0" w:line="276" w:lineRule="auto"/>
         <w:rPr>
           <w:rFonts w:ascii="Roboto Mono" w:eastAsia="Roboto Mono" w:hAnsi="Roboto Mono" w:cs="Roboto Mono"/>
         </w:rPr>
@@ -4256,7 +4557,7 @@
           <w:ilvl w:val="0"/>
           <w:numId w:val="1"/>
         </w:numPr>
-        <w:spacing w:after="240"/>
+        <w:spacing w:after="240" w:line="276" w:lineRule="auto"/>
       </w:pPr>
       <w:r>
         <w:rPr>
@@ -4342,7 +4643,7 @@
     </w:p>
     <w:p>
       <w:r>
-        <w:pict w14:anchorId="5237D12E">
+        <w:pict w14:anchorId="54F988DD">
           <v:rect id="_x0000_i1036" style="width:0;height:1.5pt" o:hralign="center" o:hrstd="t" o:hr="t" fillcolor="#a0a0a0" stroked="f"/>
         </w:pict>
       </w:r>
@@ -4365,51 +4666,77 @@
       </w:pPr>
       <w:r>
         <w:rPr>
-          <w:b/>
-          <w:shd w:val="clear" w:color="auto" w:fill="B7B7B7"/>
-        </w:rPr>
-        <w:t># Source</w:t>
-      </w:r>
-      <w:r>
-        <w:rPr>
-          <w:shd w:val="clear" w:color="auto" w:fill="B7B7B7"/>
-        </w:rPr>
-        <w:t xml:space="preserve">: </w:t>
-      </w:r>
-      <w:r>
-        <w:rPr>
-          <w:b/>
-          <w:shd w:val="clear" w:color="auto" w:fill="B7B7B7"/>
-        </w:rPr>
-        <w:t xml:space="preserve">Chatgpt </w:t>
-      </w:r>
-      <w:r>
-        <w:rPr>
-          <w:b/>
-          <w:sz w:val="14"/>
-          <w:szCs w:val="14"/>
-          <w:shd w:val="clear" w:color="auto" w:fill="B7B7B7"/>
-        </w:rPr>
-        <w:t>(GPT</w:t>
-      </w:r>
-      <w:r>
-        <w:rPr>
-          <w:rFonts w:ascii="Cambria Math" w:hAnsi="Cambria Math" w:cs="Cambria Math"/>
-          <w:b/>
-          <w:sz w:val="14"/>
-          <w:szCs w:val="14"/>
-          <w:shd w:val="clear" w:color="auto" w:fill="B7B7B7"/>
+          <w:rFonts w:ascii="Arial" w:eastAsia="Arial" w:hAnsi="Arial" w:cs="Arial"/>
+          <w:b/>
+          <w:color w:val="000000"/>
+          <w:sz w:val="18"/>
+          <w:highlight w:val="lightGray"/>
+        </w:rPr>
+        <w:t># Source: AI Source: Provided by: [Data Path</w:t>
+      </w:r>
+      <w:r>
+        <w:rPr>
+          <w:rFonts w:ascii="Arial" w:eastAsia="Arial" w:hAnsi="Arial" w:cs="Arial"/>
+          <w:color w:val="000000"/>
+          <w:sz w:val="18"/>
+          <w:highlight w:val="lightGray"/>
+        </w:rPr>
+        <w:t xml:space="preserve">: Persons Table -&gt; ID Column: 1, Name_En Column: Motasem Essam] -&gt; </w:t>
+      </w:r>
+      <w:r>
+        <w:rPr>
+          <w:rFonts w:ascii="Arial" w:eastAsia="Arial" w:hAnsi="Arial" w:cs="Arial"/>
+          <w:b/>
+          <w:color w:val="000000"/>
+          <w:sz w:val="18"/>
+          <w:highlight w:val="lightGray"/>
+        </w:rPr>
+        <w:t>From:</w:t>
+      </w:r>
+      <w:r>
+        <w:rPr>
+          <w:rFonts w:ascii="Arial" w:eastAsia="Arial" w:hAnsi="Arial" w:cs="Arial"/>
+          <w:color w:val="000000"/>
+          <w:sz w:val="18"/>
+          <w:highlight w:val="lightGray"/>
+        </w:rPr>
+        <w:t xml:space="preserve"> [Chatgpt (GPT</w:t>
+      </w:r>
+      <w:r>
+        <w:rPr>
+          <w:rFonts w:ascii="Arial" w:eastAsia="Arial" w:hAnsi="Arial" w:cs="Cambria Math"/>
+          <w:color w:val="000000"/>
+          <w:sz w:val="18"/>
+          <w:highlight w:val="lightGray"/>
         </w:rPr>
         <w:t>‑</w:t>
       </w:r>
       <w:r>
         <w:rPr>
-          <w:b/>
-          <w:sz w:val="14"/>
-          <w:szCs w:val="14"/>
-          <w:shd w:val="clear" w:color="auto" w:fill="B7B7B7"/>
-        </w:rPr>
-        <w:t>5 Mini) at [8/14/2025]</w:t>
+          <w:rFonts w:ascii="Arial" w:eastAsia="Arial" w:hAnsi="Arial" w:cs="Arial"/>
+          <w:color w:val="000000"/>
+          <w:sz w:val="18"/>
+          <w:highlight w:val="lightGray"/>
+        </w:rPr>
+        <w:t xml:space="preserve">5 Mini)] </w:t>
+      </w:r>
+      <w:r>
+        <w:rPr>
+          <w:rFonts w:ascii="Arial" w:eastAsia="Arial" w:hAnsi="Arial" w:cs="Arial"/>
+          <w:b/>
+          <w:color w:val="000000"/>
+          <w:sz w:val="18"/>
+          <w:highlight w:val="lightGray"/>
+        </w:rPr>
+        <w:t>on</w:t>
+      </w:r>
+      <w:r>
+        <w:rPr>
+          <w:rFonts w:ascii="Arial" w:eastAsia="Arial" w:hAnsi="Arial"/>
+          <w:sz w:val="18"/>
+          <w:highlight w:val="lightGray"/>
+        </w:rPr>
+        <w:t xml:space="preserve"> [8/14/2025]</w:t>
       </w:r>
     </w:p>
     <w:p>
@@ -4495,16 +4822,15 @@
           <w:ilvl w:val="0"/>
           <w:numId w:val="7"/>
         </w:numPr>
-        <w:spacing w:before="240"/>
-        <w:rPr>
-          <w:rFonts w:ascii="Roboto Mono" w:eastAsia="Roboto Mono" w:hAnsi="Roboto Mono" w:cs="Roboto Mono"/>
-        </w:rPr>
-      </w:pPr>
-      <w:r>
-        <w:rPr>
-          <w:rFonts w:ascii="Roboto Mono" w:eastAsia="Roboto Mono" w:hAnsi="Roboto Mono" w:cs="Roboto Mono"/>
-        </w:rPr>
-        <w:lastRenderedPageBreak/>
+        <w:spacing w:before="240" w:after="0" w:line="276" w:lineRule="auto"/>
+        <w:rPr>
+          <w:rFonts w:ascii="Roboto Mono" w:eastAsia="Roboto Mono" w:hAnsi="Roboto Mono" w:cs="Roboto Mono"/>
+        </w:rPr>
+      </w:pPr>
+      <w:r>
+        <w:rPr>
+          <w:rFonts w:ascii="Roboto Mono" w:eastAsia="Roboto Mono" w:hAnsi="Roboto Mono" w:cs="Roboto Mono"/>
+        </w:rPr>
         <w:t>Designer shares Figma screens during the meeting.</w:t>
       </w:r>
       <w:r>
@@ -4520,6 +4846,7 @@
           <w:ilvl w:val="0"/>
           <w:numId w:val="7"/>
         </w:numPr>
+        <w:spacing w:after="0" w:line="276" w:lineRule="auto"/>
         <w:rPr>
           <w:rFonts w:ascii="Roboto Mono" w:eastAsia="Roboto Mono" w:hAnsi="Roboto Mono" w:cs="Roboto Mono"/>
         </w:rPr>
@@ -4543,6 +4870,7 @@
           <w:ilvl w:val="0"/>
           <w:numId w:val="7"/>
         </w:numPr>
+        <w:spacing w:after="0" w:line="276" w:lineRule="auto"/>
         <w:rPr>
           <w:rFonts w:ascii="Roboto Mono" w:eastAsia="Roboto Mono" w:hAnsi="Roboto Mono" w:cs="Roboto Mono"/>
         </w:rPr>
@@ -4566,6 +4894,7 @@
           <w:ilvl w:val="0"/>
           <w:numId w:val="7"/>
         </w:numPr>
+        <w:spacing w:after="0" w:line="276" w:lineRule="auto"/>
         <w:rPr>
           <w:rFonts w:ascii="Roboto Mono" w:eastAsia="Roboto Mono" w:hAnsi="Roboto Mono" w:cs="Roboto Mono"/>
         </w:rPr>
@@ -4589,7 +4918,7 @@
           <w:ilvl w:val="0"/>
           <w:numId w:val="7"/>
         </w:numPr>
-        <w:spacing w:after="240"/>
+        <w:spacing w:after="240" w:line="276" w:lineRule="auto"/>
       </w:pPr>
       <w:r>
         <w:rPr>
@@ -4675,7 +5004,7 @@
     </w:p>
     <w:p>
       <w:r>
-        <w:pict w14:anchorId="4260B0CC">
+        <w:pict w14:anchorId="04045950">
           <v:rect id="_x0000_i1037" style="width:0;height:1.5pt" o:hralign="center" o:hrstd="t" o:hr="t" fillcolor="#a0a0a0" stroked="f"/>
         </w:pict>
       </w:r>
@@ -4711,51 +5040,77 @@
       </w:pPr>
       <w:r>
         <w:rPr>
-          <w:b/>
-          <w:shd w:val="clear" w:color="auto" w:fill="B7B7B7"/>
-        </w:rPr>
-        <w:t># Source</w:t>
-      </w:r>
-      <w:r>
-        <w:rPr>
-          <w:shd w:val="clear" w:color="auto" w:fill="B7B7B7"/>
-        </w:rPr>
-        <w:t xml:space="preserve">: </w:t>
-      </w:r>
-      <w:r>
-        <w:rPr>
-          <w:b/>
-          <w:shd w:val="clear" w:color="auto" w:fill="B7B7B7"/>
-        </w:rPr>
-        <w:t xml:space="preserve">Chatgpt </w:t>
-      </w:r>
-      <w:r>
-        <w:rPr>
-          <w:b/>
-          <w:sz w:val="14"/>
-          <w:szCs w:val="14"/>
-          <w:shd w:val="clear" w:color="auto" w:fill="B7B7B7"/>
-        </w:rPr>
-        <w:t>(GPT</w:t>
-      </w:r>
-      <w:r>
-        <w:rPr>
-          <w:rFonts w:ascii="Cambria Math" w:hAnsi="Cambria Math" w:cs="Cambria Math"/>
-          <w:b/>
-          <w:sz w:val="14"/>
-          <w:szCs w:val="14"/>
-          <w:shd w:val="clear" w:color="auto" w:fill="B7B7B7"/>
+          <w:rFonts w:ascii="Arial" w:eastAsia="Arial" w:hAnsi="Arial" w:cs="Arial"/>
+          <w:b/>
+          <w:color w:val="000000"/>
+          <w:sz w:val="18"/>
+          <w:highlight w:val="lightGray"/>
+        </w:rPr>
+        <w:t># Source: AI Source: Provided by: [Data Path</w:t>
+      </w:r>
+      <w:r>
+        <w:rPr>
+          <w:rFonts w:ascii="Arial" w:eastAsia="Arial" w:hAnsi="Arial" w:cs="Arial"/>
+          <w:color w:val="000000"/>
+          <w:sz w:val="18"/>
+          <w:highlight w:val="lightGray"/>
+        </w:rPr>
+        <w:t xml:space="preserve">: Persons Table -&gt; ID Column: 1, Name_En Column: Motasem Essam] -&gt; </w:t>
+      </w:r>
+      <w:r>
+        <w:rPr>
+          <w:rFonts w:ascii="Arial" w:eastAsia="Arial" w:hAnsi="Arial" w:cs="Arial"/>
+          <w:b/>
+          <w:color w:val="000000"/>
+          <w:sz w:val="18"/>
+          <w:highlight w:val="lightGray"/>
+        </w:rPr>
+        <w:t>From:</w:t>
+      </w:r>
+      <w:r>
+        <w:rPr>
+          <w:rFonts w:ascii="Arial" w:eastAsia="Arial" w:hAnsi="Arial" w:cs="Arial"/>
+          <w:color w:val="000000"/>
+          <w:sz w:val="18"/>
+          <w:highlight w:val="lightGray"/>
+        </w:rPr>
+        <w:t xml:space="preserve"> [Chatgpt (GPT</w:t>
+      </w:r>
+      <w:r>
+        <w:rPr>
+          <w:rFonts w:ascii="Arial" w:eastAsia="Arial" w:hAnsi="Arial" w:cs="Cambria Math"/>
+          <w:color w:val="000000"/>
+          <w:sz w:val="18"/>
+          <w:highlight w:val="lightGray"/>
         </w:rPr>
         <w:t>‑</w:t>
       </w:r>
       <w:r>
         <w:rPr>
-          <w:b/>
-          <w:sz w:val="14"/>
-          <w:szCs w:val="14"/>
-          <w:shd w:val="clear" w:color="auto" w:fill="B7B7B7"/>
-        </w:rPr>
-        <w:t>5 Mini) at [8/14/2025]</w:t>
+          <w:rFonts w:ascii="Arial" w:eastAsia="Arial" w:hAnsi="Arial" w:cs="Arial"/>
+          <w:color w:val="000000"/>
+          <w:sz w:val="18"/>
+          <w:highlight w:val="lightGray"/>
+        </w:rPr>
+        <w:t xml:space="preserve">5 Mini)] </w:t>
+      </w:r>
+      <w:r>
+        <w:rPr>
+          <w:rFonts w:ascii="Arial" w:eastAsia="Arial" w:hAnsi="Arial" w:cs="Arial"/>
+          <w:b/>
+          <w:color w:val="000000"/>
+          <w:sz w:val="18"/>
+          <w:highlight w:val="lightGray"/>
+        </w:rPr>
+        <w:t>on</w:t>
+      </w:r>
+      <w:r>
+        <w:rPr>
+          <w:rFonts w:ascii="Arial" w:eastAsia="Arial" w:hAnsi="Arial"/>
+          <w:sz w:val="18"/>
+          <w:highlight w:val="lightGray"/>
+        </w:rPr>
+        <w:t xml:space="preserve"> [8/14/2025]</w:t>
       </w:r>
     </w:p>
     <w:p>
@@ -4764,7 +5119,7 @@
           <w:noProof/>
         </w:rPr>
         <w:drawing>
-          <wp:inline distT="114300" distB="114300" distL="114300" distR="114300" wp14:anchorId="5FD25F11" wp14:editId="2495FD66">
+          <wp:inline distT="114300" distB="114300" distL="114300" distR="114300" wp14:anchorId="34D044D2" wp14:editId="34ED0C7F">
             <wp:extent cx="5943600" cy="1587500"/>
             <wp:effectExtent l="0" t="0" r="0" b="0"/>
             <wp:docPr id="3" name="image1.png"/>
@@ -5235,7 +5590,6 @@
               <w:rPr>
                 <w:rFonts w:ascii="Roboto Mono" w:eastAsia="Roboto Mono" w:hAnsi="Roboto Mono" w:cs="Roboto Mono"/>
               </w:rPr>
-              <w:lastRenderedPageBreak/>
               <w:t>Output</w:t>
             </w:r>
           </w:p>
@@ -5304,7 +5658,7 @@
     </w:tbl>
     <w:p>
       <w:r>
-        <w:pict w14:anchorId="126B48D8">
+        <w:pict w14:anchorId="35E30012">
           <v:rect id="_x0000_i1038" style="width:0;height:1.5pt" o:hralign="center" o:hrstd="t" o:hr="t" fillcolor="#a0a0a0" stroked="f"/>
         </w:pict>
       </w:r>
@@ -5325,51 +5679,77 @@
       </w:pPr>
       <w:r>
         <w:rPr>
-          <w:b/>
-          <w:shd w:val="clear" w:color="auto" w:fill="B7B7B7"/>
-        </w:rPr>
-        <w:t># Source</w:t>
-      </w:r>
-      <w:r>
-        <w:rPr>
-          <w:shd w:val="clear" w:color="auto" w:fill="B7B7B7"/>
-        </w:rPr>
-        <w:t xml:space="preserve">: </w:t>
-      </w:r>
-      <w:r>
-        <w:rPr>
-          <w:b/>
-          <w:shd w:val="clear" w:color="auto" w:fill="B7B7B7"/>
-        </w:rPr>
-        <w:t xml:space="preserve">Chatgpt </w:t>
-      </w:r>
-      <w:r>
-        <w:rPr>
-          <w:b/>
-          <w:sz w:val="14"/>
-          <w:szCs w:val="14"/>
-          <w:shd w:val="clear" w:color="auto" w:fill="B7B7B7"/>
-        </w:rPr>
-        <w:t>(GPT</w:t>
-      </w:r>
-      <w:r>
-        <w:rPr>
-          <w:rFonts w:ascii="Cambria Math" w:hAnsi="Cambria Math" w:cs="Cambria Math"/>
-          <w:b/>
-          <w:sz w:val="14"/>
-          <w:szCs w:val="14"/>
-          <w:shd w:val="clear" w:color="auto" w:fill="B7B7B7"/>
+          <w:rFonts w:ascii="Arial" w:eastAsia="Arial" w:hAnsi="Arial" w:cs="Arial"/>
+          <w:b/>
+          <w:color w:val="000000"/>
+          <w:sz w:val="18"/>
+          <w:highlight w:val="lightGray"/>
+        </w:rPr>
+        <w:t># Source: AI Source: Provided by: [Data Path</w:t>
+      </w:r>
+      <w:r>
+        <w:rPr>
+          <w:rFonts w:ascii="Arial" w:eastAsia="Arial" w:hAnsi="Arial" w:cs="Arial"/>
+          <w:color w:val="000000"/>
+          <w:sz w:val="18"/>
+          <w:highlight w:val="lightGray"/>
+        </w:rPr>
+        <w:t xml:space="preserve">: Persons Table -&gt; ID Column: 1, Name_En Column: Motasem Essam] -&gt; </w:t>
+      </w:r>
+      <w:r>
+        <w:rPr>
+          <w:rFonts w:ascii="Arial" w:eastAsia="Arial" w:hAnsi="Arial" w:cs="Arial"/>
+          <w:b/>
+          <w:color w:val="000000"/>
+          <w:sz w:val="18"/>
+          <w:highlight w:val="lightGray"/>
+        </w:rPr>
+        <w:t>From:</w:t>
+      </w:r>
+      <w:r>
+        <w:rPr>
+          <w:rFonts w:ascii="Arial" w:eastAsia="Arial" w:hAnsi="Arial" w:cs="Arial"/>
+          <w:color w:val="000000"/>
+          <w:sz w:val="18"/>
+          <w:highlight w:val="lightGray"/>
+        </w:rPr>
+        <w:t xml:space="preserve"> [Chatgpt (GPT</w:t>
+      </w:r>
+      <w:r>
+        <w:rPr>
+          <w:rFonts w:ascii="Arial" w:eastAsia="Arial" w:hAnsi="Arial" w:cs="Cambria Math"/>
+          <w:color w:val="000000"/>
+          <w:sz w:val="18"/>
+          <w:highlight w:val="lightGray"/>
         </w:rPr>
         <w:t>‑</w:t>
       </w:r>
       <w:r>
         <w:rPr>
-          <w:b/>
-          <w:sz w:val="14"/>
-          <w:szCs w:val="14"/>
-          <w:shd w:val="clear" w:color="auto" w:fill="B7B7B7"/>
-        </w:rPr>
-        <w:t>5 Mini) at [8/14/2025]</w:t>
+          <w:rFonts w:ascii="Arial" w:eastAsia="Arial" w:hAnsi="Arial" w:cs="Arial"/>
+          <w:color w:val="000000"/>
+          <w:sz w:val="18"/>
+          <w:highlight w:val="lightGray"/>
+        </w:rPr>
+        <w:t xml:space="preserve">5 Mini)] </w:t>
+      </w:r>
+      <w:r>
+        <w:rPr>
+          <w:rFonts w:ascii="Arial" w:eastAsia="Arial" w:hAnsi="Arial" w:cs="Arial"/>
+          <w:b/>
+          <w:color w:val="000000"/>
+          <w:sz w:val="18"/>
+          <w:highlight w:val="lightGray"/>
+        </w:rPr>
+        <w:t>on</w:t>
+      </w:r>
+      <w:r>
+        <w:rPr>
+          <w:rFonts w:ascii="Arial" w:eastAsia="Arial" w:hAnsi="Arial"/>
+          <w:sz w:val="18"/>
+          <w:highlight w:val="lightGray"/>
+        </w:rPr>
+        <w:t xml:space="preserve"> [8/14/2025]</w:t>
       </w:r>
     </w:p>
     <w:p>
@@ -5423,7 +5803,7 @@
         <w:t>Let’s dive in.</w:t>
       </w:r>
       <w:r>
-        <w:pict w14:anchorId="38D64BEE">
+        <w:pict w14:anchorId="60867A3E">
           <v:rect id="_x0000_i1039" style="width:0;height:1.5pt" o:hralign="center" o:hrstd="t" o:hr="t" fillcolor="#a0a0a0" stroked="f"/>
         </w:pict>
       </w:r>
@@ -5463,51 +5843,77 @@
       </w:pPr>
       <w:r>
         <w:rPr>
-          <w:b/>
-          <w:shd w:val="clear" w:color="auto" w:fill="B7B7B7"/>
-        </w:rPr>
-        <w:t># Source</w:t>
-      </w:r>
-      <w:r>
-        <w:rPr>
-          <w:shd w:val="clear" w:color="auto" w:fill="B7B7B7"/>
-        </w:rPr>
-        <w:t xml:space="preserve">: </w:t>
-      </w:r>
-      <w:r>
-        <w:rPr>
-          <w:b/>
-          <w:shd w:val="clear" w:color="auto" w:fill="B7B7B7"/>
-        </w:rPr>
-        <w:t xml:space="preserve">Chatgpt </w:t>
-      </w:r>
-      <w:r>
-        <w:rPr>
-          <w:b/>
-          <w:sz w:val="14"/>
-          <w:szCs w:val="14"/>
-          <w:shd w:val="clear" w:color="auto" w:fill="B7B7B7"/>
-        </w:rPr>
-        <w:t>(GPT</w:t>
-      </w:r>
-      <w:r>
-        <w:rPr>
-          <w:rFonts w:ascii="Cambria Math" w:hAnsi="Cambria Math" w:cs="Cambria Math"/>
-          <w:b/>
-          <w:sz w:val="14"/>
-          <w:szCs w:val="14"/>
-          <w:shd w:val="clear" w:color="auto" w:fill="B7B7B7"/>
+          <w:rFonts w:ascii="Arial" w:eastAsia="Arial" w:hAnsi="Arial" w:cs="Arial"/>
+          <w:b/>
+          <w:color w:val="000000"/>
+          <w:sz w:val="18"/>
+          <w:highlight w:val="lightGray"/>
+        </w:rPr>
+        <w:t># Source: AI Source: Provided by: [Data Path</w:t>
+      </w:r>
+      <w:r>
+        <w:rPr>
+          <w:rFonts w:ascii="Arial" w:eastAsia="Arial" w:hAnsi="Arial" w:cs="Arial"/>
+          <w:color w:val="000000"/>
+          <w:sz w:val="18"/>
+          <w:highlight w:val="lightGray"/>
+        </w:rPr>
+        <w:t xml:space="preserve">: Persons Table -&gt; ID Column: 1, Name_En Column: Motasem Essam] -&gt; </w:t>
+      </w:r>
+      <w:r>
+        <w:rPr>
+          <w:rFonts w:ascii="Arial" w:eastAsia="Arial" w:hAnsi="Arial" w:cs="Arial"/>
+          <w:b/>
+          <w:color w:val="000000"/>
+          <w:sz w:val="18"/>
+          <w:highlight w:val="lightGray"/>
+        </w:rPr>
+        <w:t>From:</w:t>
+      </w:r>
+      <w:r>
+        <w:rPr>
+          <w:rFonts w:ascii="Arial" w:eastAsia="Arial" w:hAnsi="Arial" w:cs="Arial"/>
+          <w:color w:val="000000"/>
+          <w:sz w:val="18"/>
+          <w:highlight w:val="lightGray"/>
+        </w:rPr>
+        <w:t xml:space="preserve"> [Chatgpt (GPT</w:t>
+      </w:r>
+      <w:r>
+        <w:rPr>
+          <w:rFonts w:ascii="Arial" w:eastAsia="Arial" w:hAnsi="Arial" w:cs="Cambria Math"/>
+          <w:color w:val="000000"/>
+          <w:sz w:val="18"/>
+          <w:highlight w:val="lightGray"/>
         </w:rPr>
         <w:t>‑</w:t>
       </w:r>
       <w:r>
         <w:rPr>
-          <w:b/>
-          <w:sz w:val="14"/>
-          <w:szCs w:val="14"/>
-          <w:shd w:val="clear" w:color="auto" w:fill="B7B7B7"/>
-        </w:rPr>
-        <w:t>5 Mini) at [8/14/2025]</w:t>
+          <w:rFonts w:ascii="Arial" w:eastAsia="Arial" w:hAnsi="Arial" w:cs="Arial"/>
+          <w:color w:val="000000"/>
+          <w:sz w:val="18"/>
+          <w:highlight w:val="lightGray"/>
+        </w:rPr>
+        <w:t xml:space="preserve">5 Mini)] </w:t>
+      </w:r>
+      <w:r>
+        <w:rPr>
+          <w:rFonts w:ascii="Arial" w:eastAsia="Arial" w:hAnsi="Arial" w:cs="Arial"/>
+          <w:b/>
+          <w:color w:val="000000"/>
+          <w:sz w:val="18"/>
+          <w:highlight w:val="lightGray"/>
+        </w:rPr>
+        <w:t>on</w:t>
+      </w:r>
+      <w:r>
+        <w:rPr>
+          <w:rFonts w:ascii="Arial" w:eastAsia="Arial" w:hAnsi="Arial"/>
+          <w:sz w:val="18"/>
+          <w:highlight w:val="lightGray"/>
+        </w:rPr>
+        <w:t xml:space="preserve"> [8/14/2025]</w:t>
       </w:r>
     </w:p>
     <w:p>
@@ -5580,7 +5986,7 @@
           <w:ilvl w:val="0"/>
           <w:numId w:val="13"/>
         </w:numPr>
-        <w:spacing w:before="240"/>
+        <w:spacing w:before="240" w:after="0" w:line="276" w:lineRule="auto"/>
       </w:pPr>
       <w:r>
         <w:rPr>
@@ -5608,6 +6014,7 @@
           <w:ilvl w:val="0"/>
           <w:numId w:val="13"/>
         </w:numPr>
+        <w:spacing w:after="0" w:line="276" w:lineRule="auto"/>
         <w:rPr>
           <w:rFonts w:ascii="Roboto Mono" w:eastAsia="Roboto Mono" w:hAnsi="Roboto Mono" w:cs="Roboto Mono"/>
         </w:rPr>
@@ -5656,6 +6063,7 @@
           <w:ilvl w:val="0"/>
           <w:numId w:val="13"/>
         </w:numPr>
+        <w:spacing w:after="0" w:line="276" w:lineRule="auto"/>
         <w:rPr>
           <w:rFonts w:ascii="Roboto Mono" w:eastAsia="Roboto Mono" w:hAnsi="Roboto Mono" w:cs="Roboto Mono"/>
         </w:rPr>
@@ -5679,15 +6087,15 @@
           <w:ilvl w:val="1"/>
           <w:numId w:val="13"/>
         </w:numPr>
-        <w:rPr>
-          <w:rFonts w:ascii="Roboto Mono" w:eastAsia="Roboto Mono" w:hAnsi="Roboto Mono" w:cs="Roboto Mono"/>
-        </w:rPr>
-      </w:pPr>
-      <w:r>
-        <w:rPr>
-          <w:rFonts w:ascii="Roboto Mono" w:eastAsia="Roboto Mono" w:hAnsi="Roboto Mono" w:cs="Roboto Mono"/>
-        </w:rPr>
-        <w:lastRenderedPageBreak/>
+        <w:spacing w:after="0" w:line="276" w:lineRule="auto"/>
+        <w:rPr>
+          <w:rFonts w:ascii="Roboto Mono" w:eastAsia="Roboto Mono" w:hAnsi="Roboto Mono" w:cs="Roboto Mono"/>
+        </w:rPr>
+      </w:pPr>
+      <w:r>
+        <w:rPr>
+          <w:rFonts w:ascii="Roboto Mono" w:eastAsia="Roboto Mono" w:hAnsi="Roboto Mono" w:cs="Roboto Mono"/>
+        </w:rPr>
         <w:t>“Should we also test when the amount exceeds the daily limit?” (Business analyst)</w:t>
       </w:r>
       <w:r>
@@ -5703,6 +6111,7 @@
           <w:ilvl w:val="1"/>
           <w:numId w:val="13"/>
         </w:numPr>
+        <w:spacing w:after="0" w:line="276" w:lineRule="auto"/>
         <w:rPr>
           <w:rFonts w:ascii="Roboto Mono" w:eastAsia="Roboto Mono" w:hAnsi="Roboto Mono" w:cs="Roboto Mono"/>
         </w:rPr>
@@ -5726,6 +6135,7 @@
           <w:ilvl w:val="0"/>
           <w:numId w:val="13"/>
         </w:numPr>
+        <w:spacing w:after="0" w:line="276" w:lineRule="auto"/>
         <w:rPr>
           <w:rFonts w:ascii="Roboto Mono" w:eastAsia="Roboto Mono" w:hAnsi="Roboto Mono" w:cs="Roboto Mono"/>
         </w:rPr>
@@ -5749,6 +6159,7 @@
           <w:ilvl w:val="0"/>
           <w:numId w:val="13"/>
         </w:numPr>
+        <w:spacing w:after="0" w:line="276" w:lineRule="auto"/>
       </w:pPr>
       <w:r>
         <w:rPr>
@@ -5776,7 +6187,7 @@
           <w:ilvl w:val="0"/>
           <w:numId w:val="13"/>
         </w:numPr>
-        <w:spacing w:after="240"/>
+        <w:spacing w:after="240" w:line="276" w:lineRule="auto"/>
       </w:pPr>
       <w:r>
         <w:rPr>
@@ -5842,7 +6253,7 @@
     </w:p>
     <w:p>
       <w:r>
-        <w:pict w14:anchorId="102BAB8D">
+        <w:pict w14:anchorId="220C9636">
           <v:rect id="_x0000_i1040" style="width:0;height:1.5pt" o:hralign="center" o:hrstd="t" o:hr="t" fillcolor="#a0a0a0" stroked="f"/>
         </w:pict>
       </w:r>
@@ -5879,51 +6290,77 @@
       </w:pPr>
       <w:r>
         <w:rPr>
-          <w:b/>
-          <w:shd w:val="clear" w:color="auto" w:fill="B7B7B7"/>
-        </w:rPr>
-        <w:t># Source</w:t>
-      </w:r>
-      <w:r>
-        <w:rPr>
-          <w:shd w:val="clear" w:color="auto" w:fill="B7B7B7"/>
-        </w:rPr>
-        <w:t xml:space="preserve">: </w:t>
-      </w:r>
-      <w:r>
-        <w:rPr>
-          <w:b/>
-          <w:shd w:val="clear" w:color="auto" w:fill="B7B7B7"/>
-        </w:rPr>
-        <w:t xml:space="preserve">Chatgpt </w:t>
-      </w:r>
-      <w:r>
-        <w:rPr>
-          <w:b/>
-          <w:sz w:val="14"/>
-          <w:szCs w:val="14"/>
-          <w:shd w:val="clear" w:color="auto" w:fill="B7B7B7"/>
-        </w:rPr>
-        <w:t>(GPT</w:t>
-      </w:r>
-      <w:r>
-        <w:rPr>
-          <w:rFonts w:ascii="Cambria Math" w:hAnsi="Cambria Math" w:cs="Cambria Math"/>
-          <w:b/>
-          <w:sz w:val="14"/>
-          <w:szCs w:val="14"/>
-          <w:shd w:val="clear" w:color="auto" w:fill="B7B7B7"/>
+          <w:rFonts w:ascii="Arial" w:eastAsia="Arial" w:hAnsi="Arial" w:cs="Arial"/>
+          <w:b/>
+          <w:color w:val="000000"/>
+          <w:sz w:val="18"/>
+          <w:highlight w:val="lightGray"/>
+        </w:rPr>
+        <w:t># Source: AI Source: Provided by: [Data Path</w:t>
+      </w:r>
+      <w:r>
+        <w:rPr>
+          <w:rFonts w:ascii="Arial" w:eastAsia="Arial" w:hAnsi="Arial" w:cs="Arial"/>
+          <w:color w:val="000000"/>
+          <w:sz w:val="18"/>
+          <w:highlight w:val="lightGray"/>
+        </w:rPr>
+        <w:t xml:space="preserve">: Persons Table -&gt; ID Column: 1, Name_En Column: Motasem Essam] -&gt; </w:t>
+      </w:r>
+      <w:r>
+        <w:rPr>
+          <w:rFonts w:ascii="Arial" w:eastAsia="Arial" w:hAnsi="Arial" w:cs="Arial"/>
+          <w:b/>
+          <w:color w:val="000000"/>
+          <w:sz w:val="18"/>
+          <w:highlight w:val="lightGray"/>
+        </w:rPr>
+        <w:t>From:</w:t>
+      </w:r>
+      <w:r>
+        <w:rPr>
+          <w:rFonts w:ascii="Arial" w:eastAsia="Arial" w:hAnsi="Arial" w:cs="Arial"/>
+          <w:color w:val="000000"/>
+          <w:sz w:val="18"/>
+          <w:highlight w:val="lightGray"/>
+        </w:rPr>
+        <w:t xml:space="preserve"> [Chatgpt (GPT</w:t>
+      </w:r>
+      <w:r>
+        <w:rPr>
+          <w:rFonts w:ascii="Arial" w:eastAsia="Arial" w:hAnsi="Arial" w:cs="Cambria Math"/>
+          <w:color w:val="000000"/>
+          <w:sz w:val="18"/>
+          <w:highlight w:val="lightGray"/>
         </w:rPr>
         <w:t>‑</w:t>
       </w:r>
       <w:r>
         <w:rPr>
-          <w:b/>
-          <w:sz w:val="14"/>
-          <w:szCs w:val="14"/>
-          <w:shd w:val="clear" w:color="auto" w:fill="B7B7B7"/>
-        </w:rPr>
-        <w:t>5 Mini) at [8/14/2025]</w:t>
+          <w:rFonts w:ascii="Arial" w:eastAsia="Arial" w:hAnsi="Arial" w:cs="Arial"/>
+          <w:color w:val="000000"/>
+          <w:sz w:val="18"/>
+          <w:highlight w:val="lightGray"/>
+        </w:rPr>
+        <w:t xml:space="preserve">5 Mini)] </w:t>
+      </w:r>
+      <w:r>
+        <w:rPr>
+          <w:rFonts w:ascii="Arial" w:eastAsia="Arial" w:hAnsi="Arial" w:cs="Arial"/>
+          <w:b/>
+          <w:color w:val="000000"/>
+          <w:sz w:val="18"/>
+          <w:highlight w:val="lightGray"/>
+        </w:rPr>
+        <w:t>on</w:t>
+      </w:r>
+      <w:r>
+        <w:rPr>
+          <w:rFonts w:ascii="Arial" w:eastAsia="Arial" w:hAnsi="Arial"/>
+          <w:sz w:val="18"/>
+          <w:highlight w:val="lightGray"/>
+        </w:rPr>
+        <w:t xml:space="preserve"> [8/14/2025]</w:t>
       </w:r>
     </w:p>
     <w:p>
@@ -5989,7 +6426,7 @@
           <w:ilvl w:val="0"/>
           <w:numId w:val="2"/>
         </w:numPr>
-        <w:spacing w:before="240"/>
+        <w:spacing w:before="240" w:after="0" w:line="276" w:lineRule="auto"/>
       </w:pPr>
       <w:r>
         <w:rPr>
@@ -6030,6 +6467,7 @@
           <w:ilvl w:val="0"/>
           <w:numId w:val="2"/>
         </w:numPr>
+        <w:spacing w:after="0" w:line="276" w:lineRule="auto"/>
       </w:pPr>
       <w:r>
         <w:rPr>
@@ -6063,6 +6501,7 @@
           <w:ilvl w:val="1"/>
           <w:numId w:val="2"/>
         </w:numPr>
+        <w:spacing w:after="0" w:line="276" w:lineRule="auto"/>
         <w:rPr>
           <w:rFonts w:ascii="Roboto Mono" w:eastAsia="Roboto Mono" w:hAnsi="Roboto Mono" w:cs="Roboto Mono"/>
         </w:rPr>
@@ -6086,6 +6525,7 @@
           <w:ilvl w:val="1"/>
           <w:numId w:val="2"/>
         </w:numPr>
+        <w:spacing w:after="0" w:line="276" w:lineRule="auto"/>
         <w:rPr>
           <w:rFonts w:ascii="Roboto Mono" w:eastAsia="Roboto Mono" w:hAnsi="Roboto Mono" w:cs="Roboto Mono"/>
         </w:rPr>
@@ -6094,7 +6534,6 @@
         <w:rPr>
           <w:rFonts w:ascii="Nova Mono" w:eastAsia="Nova Mono" w:hAnsi="Nova Mono" w:cs="Nova Mono"/>
         </w:rPr>
-        <w:lastRenderedPageBreak/>
         <w:t>Checking format → Are preconditions, steps, and expected results clear?</w:t>
       </w:r>
       <w:r>
@@ -6110,6 +6549,7 @@
           <w:ilvl w:val="1"/>
           <w:numId w:val="2"/>
         </w:numPr>
+        <w:spacing w:after="0" w:line="276" w:lineRule="auto"/>
       </w:pPr>
       <w:r>
         <w:rPr>
@@ -6143,6 +6583,7 @@
           <w:ilvl w:val="0"/>
           <w:numId w:val="2"/>
         </w:numPr>
+        <w:spacing w:after="0" w:line="276" w:lineRule="auto"/>
         <w:rPr>
           <w:rFonts w:ascii="Roboto Mono" w:eastAsia="Roboto Mono" w:hAnsi="Roboto Mono" w:cs="Roboto Mono"/>
         </w:rPr>
@@ -6166,6 +6607,7 @@
           <w:ilvl w:val="1"/>
           <w:numId w:val="2"/>
         </w:numPr>
+        <w:spacing w:after="0" w:line="276" w:lineRule="auto"/>
         <w:rPr>
           <w:rFonts w:ascii="Roboto Mono" w:eastAsia="Roboto Mono" w:hAnsi="Roboto Mono" w:cs="Roboto Mono"/>
         </w:rPr>
@@ -6214,6 +6656,7 @@
           <w:ilvl w:val="1"/>
           <w:numId w:val="2"/>
         </w:numPr>
+        <w:spacing w:after="0" w:line="276" w:lineRule="auto"/>
         <w:rPr>
           <w:rFonts w:ascii="Roboto Mono" w:eastAsia="Roboto Mono" w:hAnsi="Roboto Mono" w:cs="Roboto Mono"/>
         </w:rPr>
@@ -6262,6 +6705,7 @@
           <w:ilvl w:val="0"/>
           <w:numId w:val="2"/>
         </w:numPr>
+        <w:spacing w:after="0" w:line="276" w:lineRule="auto"/>
       </w:pPr>
       <w:r>
         <w:rPr>
@@ -6289,6 +6733,7 @@
           <w:ilvl w:val="0"/>
           <w:numId w:val="2"/>
         </w:numPr>
+        <w:spacing w:after="0" w:line="276" w:lineRule="auto"/>
       </w:pPr>
       <w:r>
         <w:rPr>
@@ -6322,7 +6767,7 @@
           <w:ilvl w:val="0"/>
           <w:numId w:val="2"/>
         </w:numPr>
-        <w:spacing w:after="240"/>
+        <w:spacing w:after="240" w:line="276" w:lineRule="auto"/>
       </w:pPr>
       <w:r>
         <w:rPr>
@@ -6388,7 +6833,7 @@
     </w:p>
     <w:p>
       <w:r>
-        <w:pict w14:anchorId="7660FBA3">
+        <w:pict w14:anchorId="57EB487E">
           <v:rect id="_x0000_i1041" style="width:0;height:1.5pt" o:hralign="center" o:hrstd="t" o:hr="t" fillcolor="#a0a0a0" stroked="f"/>
         </w:pict>
       </w:r>
@@ -6414,51 +6859,77 @@
       </w:pPr>
       <w:r>
         <w:rPr>
-          <w:b/>
-          <w:shd w:val="clear" w:color="auto" w:fill="B7B7B7"/>
-        </w:rPr>
-        <w:t># Source</w:t>
-      </w:r>
-      <w:r>
-        <w:rPr>
-          <w:shd w:val="clear" w:color="auto" w:fill="B7B7B7"/>
-        </w:rPr>
-        <w:t xml:space="preserve">: </w:t>
-      </w:r>
-      <w:r>
-        <w:rPr>
-          <w:b/>
-          <w:shd w:val="clear" w:color="auto" w:fill="B7B7B7"/>
-        </w:rPr>
-        <w:t xml:space="preserve">Chatgpt </w:t>
-      </w:r>
-      <w:r>
-        <w:rPr>
-          <w:b/>
-          <w:sz w:val="14"/>
-          <w:szCs w:val="14"/>
-          <w:shd w:val="clear" w:color="auto" w:fill="B7B7B7"/>
-        </w:rPr>
-        <w:t>(GPT</w:t>
-      </w:r>
-      <w:r>
-        <w:rPr>
-          <w:rFonts w:ascii="Cambria Math" w:hAnsi="Cambria Math" w:cs="Cambria Math"/>
-          <w:b/>
-          <w:sz w:val="14"/>
-          <w:szCs w:val="14"/>
-          <w:shd w:val="clear" w:color="auto" w:fill="B7B7B7"/>
+          <w:rFonts w:ascii="Arial" w:eastAsia="Arial" w:hAnsi="Arial" w:cs="Arial"/>
+          <w:b/>
+          <w:color w:val="000000"/>
+          <w:sz w:val="18"/>
+          <w:highlight w:val="lightGray"/>
+        </w:rPr>
+        <w:t># Source: AI Source: Provided by: [Data Path</w:t>
+      </w:r>
+      <w:r>
+        <w:rPr>
+          <w:rFonts w:ascii="Arial" w:eastAsia="Arial" w:hAnsi="Arial" w:cs="Arial"/>
+          <w:color w:val="000000"/>
+          <w:sz w:val="18"/>
+          <w:highlight w:val="lightGray"/>
+        </w:rPr>
+        <w:t xml:space="preserve">: Persons Table -&gt; ID Column: 1, Name_En Column: Motasem Essam] -&gt; </w:t>
+      </w:r>
+      <w:r>
+        <w:rPr>
+          <w:rFonts w:ascii="Arial" w:eastAsia="Arial" w:hAnsi="Arial" w:cs="Arial"/>
+          <w:b/>
+          <w:color w:val="000000"/>
+          <w:sz w:val="18"/>
+          <w:highlight w:val="lightGray"/>
+        </w:rPr>
+        <w:t>From:</w:t>
+      </w:r>
+      <w:r>
+        <w:rPr>
+          <w:rFonts w:ascii="Arial" w:eastAsia="Arial" w:hAnsi="Arial" w:cs="Arial"/>
+          <w:color w:val="000000"/>
+          <w:sz w:val="18"/>
+          <w:highlight w:val="lightGray"/>
+        </w:rPr>
+        <w:t xml:space="preserve"> [Chatgpt (GPT</w:t>
+      </w:r>
+      <w:r>
+        <w:rPr>
+          <w:rFonts w:ascii="Arial" w:eastAsia="Arial" w:hAnsi="Arial" w:cs="Cambria Math"/>
+          <w:color w:val="000000"/>
+          <w:sz w:val="18"/>
+          <w:highlight w:val="lightGray"/>
         </w:rPr>
         <w:t>‑</w:t>
       </w:r>
       <w:r>
         <w:rPr>
-          <w:b/>
-          <w:sz w:val="14"/>
-          <w:szCs w:val="14"/>
-          <w:shd w:val="clear" w:color="auto" w:fill="B7B7B7"/>
-        </w:rPr>
-        <w:t>5 Mini) at [8/14/2025]</w:t>
+          <w:rFonts w:ascii="Arial" w:eastAsia="Arial" w:hAnsi="Arial" w:cs="Arial"/>
+          <w:color w:val="000000"/>
+          <w:sz w:val="18"/>
+          <w:highlight w:val="lightGray"/>
+        </w:rPr>
+        <w:t xml:space="preserve">5 Mini)] </w:t>
+      </w:r>
+      <w:r>
+        <w:rPr>
+          <w:rFonts w:ascii="Arial" w:eastAsia="Arial" w:hAnsi="Arial" w:cs="Arial"/>
+          <w:b/>
+          <w:color w:val="000000"/>
+          <w:sz w:val="18"/>
+          <w:highlight w:val="lightGray"/>
+        </w:rPr>
+        <w:t>on</w:t>
+      </w:r>
+      <w:r>
+        <w:rPr>
+          <w:rFonts w:ascii="Arial" w:eastAsia="Arial" w:hAnsi="Arial"/>
+          <w:sz w:val="18"/>
+          <w:highlight w:val="lightGray"/>
+        </w:rPr>
+        <w:t xml:space="preserve"> [8/14/2025]</w:t>
       </w:r>
     </w:p>
     <w:p>
@@ -6466,9 +6937,8 @@
         <w:rPr>
           <w:noProof/>
         </w:rPr>
-        <w:lastRenderedPageBreak/>
         <w:drawing>
-          <wp:inline distT="114300" distB="114300" distL="114300" distR="114300" wp14:anchorId="2926ECF3" wp14:editId="555CF746">
+          <wp:inline distT="114300" distB="114300" distL="114300" distR="114300" wp14:anchorId="050546AC" wp14:editId="3674E27E">
             <wp:extent cx="5943600" cy="2755900"/>
             <wp:effectExtent l="0" t="0" r="0" b="0"/>
             <wp:docPr id="4" name="image2.png"/>
@@ -7059,7 +7529,7 @@
     </w:tbl>
     <w:p>
       <w:r>
-        <w:pict w14:anchorId="01A29DFF">
+        <w:pict w14:anchorId="7848F06C">
           <v:rect id="_x0000_i1042" style="width:0;height:1.5pt" o:hralign="center" o:hrstd="t" o:hr="t" fillcolor="#a0a0a0" stroked="f"/>
         </w:pict>
       </w:r>
@@ -7092,7 +7562,7 @@
           <w:ilvl w:val="0"/>
           <w:numId w:val="5"/>
         </w:numPr>
-        <w:spacing w:before="240"/>
+        <w:spacing w:before="240" w:after="0" w:line="276" w:lineRule="auto"/>
       </w:pPr>
       <w:r>
         <w:rPr>
@@ -7133,14 +7603,13 @@
           <w:ilvl w:val="0"/>
           <w:numId w:val="5"/>
         </w:numPr>
-        <w:spacing w:after="240"/>
-      </w:pPr>
-      <w:r>
-        <w:rPr>
-          <w:rFonts w:ascii="Roboto Mono" w:eastAsia="Roboto Mono" w:hAnsi="Roboto Mono" w:cs="Roboto Mono"/>
-          <w:b/>
-        </w:rPr>
-        <w:lastRenderedPageBreak/>
+        <w:spacing w:after="240" w:line="276" w:lineRule="auto"/>
+      </w:pPr>
+      <w:r>
+        <w:rPr>
+          <w:rFonts w:ascii="Roboto Mono" w:eastAsia="Roboto Mono" w:hAnsi="Roboto Mono" w:cs="Roboto Mono"/>
+          <w:b/>
+        </w:rPr>
         <w:t>Technical Review</w:t>
       </w:r>
       <w:r>
@@ -7168,7 +7637,7 @@
     </w:p>
     <w:p>
       <w:r>
-        <w:pict w14:anchorId="5693E3D3">
+        <w:pict w14:anchorId="213C5998">
           <v:rect id="_x0000_i1043" style="width:0;height:1.5pt" o:hralign="center" o:hrstd="t" o:hr="t" fillcolor="#a0a0a0" stroked="f"/>
         </w:pict>
       </w:r>
@@ -7178,13 +7647,14 @@
         <w:spacing w:before="240" w:after="240"/>
       </w:pPr>
     </w:p>
+    <w:p/>
     <w:p/>
     <w:p/>
     <w:sectPr>
       <w:pgSz w:w="12240" w:h="15840"/>
       <w:pgMar w:top="1440" w:right="1440" w:bottom="1440" w:left="1440" w:header="720" w:footer="720" w:gutter="0"/>
-      <w:pgNumType w:start="1"/>
       <w:cols w:space="720"/>
+      <w:docGrid w:linePitch="360"/>
     </w:sectPr>
   </w:body>
 </w:document>
@@ -9103,18 +9573,6 @@
   <w:style w:type="paragraph" w:default="1" w:styleId="Normal">
     <w:name w:val="Normal"/>
     <w:qFormat/>
-    <w:rsid w:val="006D651D"/>
-    <w:pPr>
-      <w:spacing w:after="0" w:line="276" w:lineRule="auto"/>
-    </w:pPr>
-    <w:rPr>
-      <w:rFonts w:ascii="Arial" w:eastAsia="Arial" w:hAnsi="Arial" w:cs="Arial"/>
-      <w:kern w:val="0"/>
-      <w:sz w:val="22"/>
-      <w:szCs w:val="22"/>
-      <w:lang w:val="en"/>
-      <w14:ligatures w14:val="none"/>
-    </w:rPr>
   </w:style>
   <w:style w:type="paragraph" w:styleId="Heading1">
     <w:name w:val="heading 1"/>
@@ -9123,7 +9581,7 @@
     <w:link w:val="Heading1Char"/>
     <w:uiPriority w:val="9"/>
     <w:qFormat/>
-    <w:rsid w:val="00D029A7"/>
+    <w:rsid w:val="00CE2A3F"/>
     <w:pPr>
       <w:keepNext/>
       <w:keepLines/>
@@ -9145,7 +9603,7 @@
     <w:uiPriority w:val="9"/>
     <w:unhideWhenUsed/>
     <w:qFormat/>
-    <w:rsid w:val="00D029A7"/>
+    <w:rsid w:val="00CE2A3F"/>
     <w:pPr>
       <w:keepNext/>
       <w:keepLines/>
@@ -9167,7 +9625,7 @@
     <w:uiPriority w:val="9"/>
     <w:unhideWhenUsed/>
     <w:qFormat/>
-    <w:rsid w:val="00D029A7"/>
+    <w:rsid w:val="00CE2A3F"/>
     <w:pPr>
       <w:keepNext/>
       <w:keepLines/>
@@ -9189,7 +9647,7 @@
     <w:uiPriority w:val="9"/>
     <w:unhideWhenUsed/>
     <w:qFormat/>
-    <w:rsid w:val="00D029A7"/>
+    <w:rsid w:val="00CE2A3F"/>
     <w:pPr>
       <w:keepNext/>
       <w:keepLines/>
@@ -9212,7 +9670,7 @@
     <w:semiHidden/>
     <w:unhideWhenUsed/>
     <w:qFormat/>
-    <w:rsid w:val="00D029A7"/>
+    <w:rsid w:val="00CE2A3F"/>
     <w:pPr>
       <w:keepNext/>
       <w:keepLines/>
@@ -9233,11 +9691,11 @@
     <w:semiHidden/>
     <w:unhideWhenUsed/>
     <w:qFormat/>
-    <w:rsid w:val="00D029A7"/>
+    <w:rsid w:val="00CE2A3F"/>
     <w:pPr>
       <w:keepNext/>
       <w:keepLines/>
-      <w:spacing w:before="40"/>
+      <w:spacing w:before="40" w:after="0"/>
       <w:outlineLvl w:val="5"/>
     </w:pPr>
     <w:rPr>
@@ -9256,11 +9714,11 @@
     <w:semiHidden/>
     <w:unhideWhenUsed/>
     <w:qFormat/>
-    <w:rsid w:val="00D029A7"/>
+    <w:rsid w:val="00CE2A3F"/>
     <w:pPr>
       <w:keepNext/>
       <w:keepLines/>
-      <w:spacing w:before="40"/>
+      <w:spacing w:before="40" w:after="0"/>
       <w:outlineLvl w:val="6"/>
     </w:pPr>
     <w:rPr>
@@ -9277,10 +9735,11 @@
     <w:semiHidden/>
     <w:unhideWhenUsed/>
     <w:qFormat/>
-    <w:rsid w:val="00D029A7"/>
+    <w:rsid w:val="00CE2A3F"/>
     <w:pPr>
       <w:keepNext/>
       <w:keepLines/>
+      <w:spacing w:after="0"/>
       <w:outlineLvl w:val="7"/>
     </w:pPr>
     <w:rPr>
@@ -9299,10 +9758,11 @@
     <w:semiHidden/>
     <w:unhideWhenUsed/>
     <w:qFormat/>
-    <w:rsid w:val="00D029A7"/>
+    <w:rsid w:val="00CE2A3F"/>
     <w:pPr>
       <w:keepNext/>
       <w:keepLines/>
+      <w:spacing w:after="0"/>
       <w:outlineLvl w:val="8"/>
     </w:pPr>
     <w:rPr>
@@ -9342,7 +9802,7 @@
     <w:basedOn w:val="DefaultParagraphFont"/>
     <w:link w:val="Heading1"/>
     <w:uiPriority w:val="9"/>
-    <w:rsid w:val="00D029A7"/>
+    <w:rsid w:val="00CE2A3F"/>
     <w:rPr>
       <w:rFonts w:asciiTheme="majorHAnsi" w:eastAsiaTheme="majorEastAsia" w:hAnsiTheme="majorHAnsi" w:cstheme="majorBidi"/>
       <w:color w:val="2F5496" w:themeColor="accent1" w:themeShade="BF"/>
@@ -9355,7 +9815,7 @@
     <w:basedOn w:val="DefaultParagraphFont"/>
     <w:link w:val="Heading2"/>
     <w:uiPriority w:val="9"/>
-    <w:rsid w:val="00D029A7"/>
+    <w:rsid w:val="00CE2A3F"/>
     <w:rPr>
       <w:rFonts w:asciiTheme="majorHAnsi" w:eastAsiaTheme="majorEastAsia" w:hAnsiTheme="majorHAnsi" w:cstheme="majorBidi"/>
       <w:color w:val="2F5496" w:themeColor="accent1" w:themeShade="BF"/>
@@ -9368,7 +9828,7 @@
     <w:basedOn w:val="DefaultParagraphFont"/>
     <w:link w:val="Heading3"/>
     <w:uiPriority w:val="9"/>
-    <w:rsid w:val="00D029A7"/>
+    <w:rsid w:val="00CE2A3F"/>
     <w:rPr>
       <w:rFonts w:eastAsiaTheme="majorEastAsia" w:cstheme="majorBidi"/>
       <w:color w:val="2F5496" w:themeColor="accent1" w:themeShade="BF"/>
@@ -9381,7 +9841,7 @@
     <w:basedOn w:val="DefaultParagraphFont"/>
     <w:link w:val="Heading4"/>
     <w:uiPriority w:val="9"/>
-    <w:rsid w:val="00D029A7"/>
+    <w:rsid w:val="00CE2A3F"/>
     <w:rPr>
       <w:rFonts w:eastAsiaTheme="majorEastAsia" w:cstheme="majorBidi"/>
       <w:i/>
@@ -9395,7 +9855,7 @@
     <w:link w:val="Heading5"/>
     <w:uiPriority w:val="9"/>
     <w:semiHidden/>
-    <w:rsid w:val="00D029A7"/>
+    <w:rsid w:val="00CE2A3F"/>
     <w:rPr>
       <w:rFonts w:eastAsiaTheme="majorEastAsia" w:cstheme="majorBidi"/>
       <w:color w:val="2F5496" w:themeColor="accent1" w:themeShade="BF"/>
@@ -9407,7 +9867,7 @@
     <w:link w:val="Heading6"/>
     <w:uiPriority w:val="9"/>
     <w:semiHidden/>
-    <w:rsid w:val="00D029A7"/>
+    <w:rsid w:val="00CE2A3F"/>
     <w:rPr>
       <w:rFonts w:eastAsiaTheme="majorEastAsia" w:cstheme="majorBidi"/>
       <w:i/>
@@ -9421,7 +9881,7 @@
     <w:link w:val="Heading7"/>
     <w:uiPriority w:val="9"/>
     <w:semiHidden/>
-    <w:rsid w:val="00D029A7"/>
+    <w:rsid w:val="00CE2A3F"/>
     <w:rPr>
       <w:rFonts w:eastAsiaTheme="majorEastAsia" w:cstheme="majorBidi"/>
       <w:color w:val="595959" w:themeColor="text1" w:themeTint="A6"/>
@@ -9433,7 +9893,7 @@
     <w:link w:val="Heading8"/>
     <w:uiPriority w:val="9"/>
     <w:semiHidden/>
-    <w:rsid w:val="00D029A7"/>
+    <w:rsid w:val="00CE2A3F"/>
     <w:rPr>
       <w:rFonts w:eastAsiaTheme="majorEastAsia" w:cstheme="majorBidi"/>
       <w:i/>
@@ -9447,7 +9907,7 @@
     <w:link w:val="Heading9"/>
     <w:uiPriority w:val="9"/>
     <w:semiHidden/>
-    <w:rsid w:val="00D029A7"/>
+    <w:rsid w:val="00CE2A3F"/>
     <w:rPr>
       <w:rFonts w:eastAsiaTheme="majorEastAsia" w:cstheme="majorBidi"/>
       <w:color w:val="272727" w:themeColor="text1" w:themeTint="D8"/>
@@ -9460,7 +9920,7 @@
     <w:link w:val="TitleChar"/>
     <w:uiPriority w:val="10"/>
     <w:qFormat/>
-    <w:rsid w:val="00D029A7"/>
+    <w:rsid w:val="00CE2A3F"/>
     <w:pPr>
       <w:spacing w:after="80" w:line="240" w:lineRule="auto"/>
       <w:contextualSpacing/>
@@ -9478,7 +9938,7 @@
     <w:basedOn w:val="DefaultParagraphFont"/>
     <w:link w:val="Title"/>
     <w:uiPriority w:val="10"/>
-    <w:rsid w:val="00D029A7"/>
+    <w:rsid w:val="00CE2A3F"/>
     <w:rPr>
       <w:rFonts w:asciiTheme="majorHAnsi" w:eastAsiaTheme="majorEastAsia" w:hAnsiTheme="majorHAnsi" w:cstheme="majorBidi"/>
       <w:spacing w:val="-10"/>
@@ -9494,7 +9954,7 @@
     <w:link w:val="SubtitleChar"/>
     <w:uiPriority w:val="11"/>
     <w:qFormat/>
-    <w:rsid w:val="00D029A7"/>
+    <w:rsid w:val="00CE2A3F"/>
     <w:pPr>
       <w:numPr>
         <w:ilvl w:val="1"/>
@@ -9513,7 +9973,7 @@
     <w:basedOn w:val="DefaultParagraphFont"/>
     <w:link w:val="Subtitle"/>
     <w:uiPriority w:val="11"/>
-    <w:rsid w:val="00D029A7"/>
+    <w:rsid w:val="00CE2A3F"/>
     <w:rPr>
       <w:rFonts w:eastAsiaTheme="majorEastAsia" w:cstheme="majorBidi"/>
       <w:color w:val="595959" w:themeColor="text1" w:themeTint="A6"/>
@@ -9529,7 +9989,7 @@
     <w:link w:val="QuoteChar"/>
     <w:uiPriority w:val="29"/>
     <w:qFormat/>
-    <w:rsid w:val="00D029A7"/>
+    <w:rsid w:val="00CE2A3F"/>
     <w:pPr>
       <w:spacing w:before="160"/>
       <w:jc w:val="center"/>
@@ -9545,7 +10005,7 @@
     <w:basedOn w:val="DefaultParagraphFont"/>
     <w:link w:val="Quote"/>
     <w:uiPriority w:val="29"/>
-    <w:rsid w:val="00D029A7"/>
+    <w:rsid w:val="00CE2A3F"/>
     <w:rPr>
       <w:i/>
       <w:iCs/>
@@ -9557,7 +10017,7 @@
     <w:basedOn w:val="Normal"/>
     <w:uiPriority w:val="34"/>
     <w:qFormat/>
-    <w:rsid w:val="00D029A7"/>
+    <w:rsid w:val="00CE2A3F"/>
     <w:pPr>
       <w:ind w:left="720"/>
       <w:contextualSpacing/>
@@ -9568,7 +10028,7 @@
     <w:basedOn w:val="DefaultParagraphFont"/>
     <w:uiPriority w:val="21"/>
     <w:qFormat/>
-    <w:rsid w:val="00D029A7"/>
+    <w:rsid w:val="00CE2A3F"/>
     <w:rPr>
       <w:i/>
       <w:iCs/>
@@ -9582,7 +10042,7 @@
     <w:link w:val="IntenseQuoteChar"/>
     <w:uiPriority w:val="30"/>
     <w:qFormat/>
-    <w:rsid w:val="00D029A7"/>
+    <w:rsid w:val="00CE2A3F"/>
     <w:pPr>
       <w:pBdr>
         <w:top w:val="single" w:sz="4" w:space="10" w:color="2F5496" w:themeColor="accent1" w:themeShade="BF"/>
@@ -9603,7 +10063,7 @@
     <w:basedOn w:val="DefaultParagraphFont"/>
     <w:link w:val="IntenseQuote"/>
     <w:uiPriority w:val="30"/>
-    <w:rsid w:val="00D029A7"/>
+    <w:rsid w:val="00CE2A3F"/>
     <w:rPr>
       <w:i/>
       <w:iCs/>
@@ -9615,7 +10075,7 @@
     <w:basedOn w:val="DefaultParagraphFont"/>
     <w:uiPriority w:val="32"/>
     <w:qFormat/>
-    <w:rsid w:val="00D029A7"/>
+    <w:rsid w:val="00CE2A3F"/>
     <w:rPr>
       <w:b/>
       <w:bCs/>
